--- a/Evidencias/Semana_13/Entregable.docx
+++ b/Evidencias/Semana_13/Entregable.docx
@@ -80,7 +80,7 @@
                             <pic:cNvPicPr preferRelativeResize="0"/>
                           </pic:nvPicPr>
                           <pic:blipFill rotWithShape="1">
-                            <a:blip r:embed="rId4">
+                            <a:blip r:embed="rId6">
                               <a:alphaModFix/>
                             </a:blip>
                             <a:srcRect/>
@@ -106,7 +106,7 @@
                             <pic:cNvPicPr preferRelativeResize="0"/>
                           </pic:nvPicPr>
                           <pic:blipFill rotWithShape="1">
-                            <a:blip r:embed="rId5">
+                            <a:blip r:embed="rId7">
                               <a:alphaModFix/>
                             </a:blip>
                             <a:srcRect/>
@@ -169,10 +169,10 @@
                     <o:lock v:ext="edit" aspectratio="t"/>
                   </v:shapetype>
                   <v:shape id="Shape 4" o:spid="_x0000_s1029" type="#_x0000_t75" style="position:absolute;width:11334;height:11049;visibility:visible;mso-wrap-style:square" o:preferrelative="f" o:gfxdata="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">
-                    <v:imagedata r:id="rId6" o:title=""/>
+                    <v:imagedata r:id="rId8" o:title=""/>
                   </v:shape>
                   <v:shape id="Shape 5" o:spid="_x0000_s1030" type="#_x0000_t75" style="position:absolute;left:44330;width:11240;height:11334;visibility:visible;mso-wrap-style:square" o:preferrelative="f" o:gfxdata="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">
-                    <v:imagedata r:id="rId7" o:title=""/>
+                    <v:imagedata r:id="rId9" o:title=""/>
                   </v:shape>
                 </v:group>
                 <w10:anchorlock/>
@@ -224,6 +224,8 @@
       </w:pPr>
       <w:bookmarkStart w:id="1" w:name="_Toc229075151"/>
       <w:bookmarkStart w:id="2" w:name="_Toc229075307"/>
+      <w:bookmarkStart w:id="3" w:name="_Toc229602389"/>
+      <w:bookmarkStart w:id="4" w:name="_Toc229602510"/>
       <w:r>
         <w:rPr>
           <w:b w:val="0"/>
@@ -236,6 +238,8 @@
       </w:r>
       <w:bookmarkEnd w:id="1"/>
       <w:bookmarkEnd w:id="2"/>
+      <w:bookmarkEnd w:id="3"/>
+      <w:bookmarkEnd w:id="4"/>
     </w:p>
     <w:p>
       <w:pPr>
@@ -266,6 +270,8 @@
           <w:szCs w:val="36"/>
         </w:rPr>
       </w:pPr>
+      <w:bookmarkStart w:id="5" w:name="_Toc229602390"/>
+      <w:bookmarkStart w:id="6" w:name="_Toc229602511"/>
       <w:r>
         <w:rPr>
           <w:b w:val="0"/>
@@ -276,6 +282,8 @@
         </w:rPr>
         <w:t>Desarrollo de aplicaciones móviles con múltiples vistas</w:t>
       </w:r>
+      <w:bookmarkEnd w:id="5"/>
+      <w:bookmarkEnd w:id="6"/>
     </w:p>
     <w:p>
       <w:pPr>
@@ -293,8 +301,10 @@
           <w14:ligatures w14:val="standardContextual"/>
         </w:rPr>
       </w:pPr>
-      <w:bookmarkStart w:id="3" w:name="_Toc229075153"/>
-      <w:bookmarkStart w:id="4" w:name="_Toc229075309"/>
+      <w:bookmarkStart w:id="7" w:name="_Toc229075153"/>
+      <w:bookmarkStart w:id="8" w:name="_Toc229075309"/>
+      <w:bookmarkStart w:id="9" w:name="_Toc229602391"/>
+      <w:bookmarkStart w:id="10" w:name="_Toc229602512"/>
       <w:r>
         <w:rPr>
           <w:rFonts w:eastAsiaTheme="minorHAnsi" w:cstheme="minorBidi"/>
@@ -305,15 +315,11 @@
           <w:lang w:val="es-MX" w:eastAsia="en-US"/>
           <w14:ligatures w14:val="standardContextual"/>
         </w:rPr>
-        <w:t xml:space="preserve">Ingeniería en Sistemas Computacionales </w:t>
-      </w:r>
-    </w:p>
-    <w:p>
-      <w:pPr>
-        <w:pStyle w:val="Ttulo1"/>
-        <w:spacing w:after="11" w:line="360" w:lineRule="auto"/>
-        <w:ind w:right="200"/>
-        <w:jc w:val="center"/>
+        <w:t>Ingeniería en Sistemas Computacionales</w:t>
+      </w:r>
+      <w:bookmarkEnd w:id="9"/>
+      <w:bookmarkEnd w:id="10"/>
+      <w:r>
         <w:rPr>
           <w:rFonts w:eastAsiaTheme="minorHAnsi" w:cstheme="minorBidi"/>
           <w:b w:val="0"/>
@@ -323,8 +329,15 @@
           <w:lang w:val="es-MX" w:eastAsia="en-US"/>
           <w14:ligatures w14:val="standardContextual"/>
         </w:rPr>
-      </w:pPr>
-      <w:r>
+        <w:t xml:space="preserve"> </w:t>
+      </w:r>
+    </w:p>
+    <w:p>
+      <w:pPr>
+        <w:pStyle w:val="Ttulo1"/>
+        <w:spacing w:after="11" w:line="360" w:lineRule="auto"/>
+        <w:ind w:right="200"/>
+        <w:jc w:val="center"/>
         <w:rPr>
           <w:rFonts w:eastAsiaTheme="minorHAnsi" w:cstheme="minorBidi"/>
           <w:b w:val="0"/>
@@ -334,10 +347,25 @@
           <w:lang w:val="es-MX" w:eastAsia="en-US"/>
           <w14:ligatures w14:val="standardContextual"/>
         </w:rPr>
+      </w:pPr>
+      <w:bookmarkStart w:id="11" w:name="_Toc229602392"/>
+      <w:bookmarkStart w:id="12" w:name="_Toc229602513"/>
+      <w:r>
+        <w:rPr>
+          <w:rFonts w:eastAsiaTheme="minorHAnsi" w:cstheme="minorBidi"/>
+          <w:b w:val="0"/>
+          <w:kern w:val="2"/>
+          <w:sz w:val="32"/>
+          <w:szCs w:val="32"/>
+          <w:lang w:val="es-MX" w:eastAsia="en-US"/>
+          <w14:ligatures w14:val="standardContextual"/>
+        </w:rPr>
         <w:t>Cuarto semestre</w:t>
       </w:r>
-      <w:bookmarkEnd w:id="3"/>
-      <w:bookmarkEnd w:id="4"/>
+      <w:bookmarkEnd w:id="7"/>
+      <w:bookmarkEnd w:id="8"/>
+      <w:bookmarkEnd w:id="11"/>
+      <w:bookmarkEnd w:id="12"/>
     </w:p>
     <w:p>
       <w:pPr>
@@ -382,21 +410,7 @@
           <w:sz w:val="32"/>
           <w:szCs w:val="32"/>
         </w:rPr>
-        <w:t xml:space="preserve">Fecha de entrega: </w:t>
-      </w:r>
-      <w:r>
-        <w:rPr>
-          <w:sz w:val="32"/>
-          <w:szCs w:val="32"/>
-        </w:rPr>
-        <w:t>15</w:t>
-      </w:r>
-      <w:r>
-        <w:rPr>
-          <w:sz w:val="32"/>
-          <w:szCs w:val="32"/>
-        </w:rPr>
-        <w:t xml:space="preserve"> de mayo de 2026</w:t>
+        <w:t>Fecha de entrega: 15 de mayo de 2026</w:t>
       </w:r>
     </w:p>
     <w:p>
@@ -458,17 +472,544 @@
     <w:p>
       <w:pPr>
         <w:jc w:val="left"/>
+        <w:rPr>
+          <w:noProof/>
+        </w:rPr>
       </w:pPr>
       <w:r>
         <w:lastRenderedPageBreak/>
+        <w:t xml:space="preserve">Índice </w:t>
+      </w:r>
+      <w:r>
+        <w:fldChar w:fldCharType="begin"/>
+      </w:r>
+      <w:r>
+        <w:instrText xml:space="preserve"> TOC \o "1-1" \u </w:instrText>
+      </w:r>
+      <w:r>
+        <w:fldChar w:fldCharType="separate"/>
+      </w:r>
+    </w:p>
+    <w:p>
+      <w:pPr>
+        <w:pStyle w:val="TDC1"/>
+        <w:tabs>
+          <w:tab w:val="right" w:leader="dot" w:pos="8828"/>
+        </w:tabs>
+        <w:rPr>
+          <w:rFonts w:asciiTheme="minorHAnsi" w:eastAsiaTheme="minorEastAsia" w:hAnsiTheme="minorHAnsi"/>
+          <w:noProof/>
+          <w:kern w:val="0"/>
+          <w:lang w:eastAsia="es-MX"/>
+          <w14:ligatures w14:val="none"/>
+        </w:rPr>
+      </w:pPr>
+      <w:r>
+        <w:rPr>
+          <w:noProof/>
+        </w:rPr>
+        <w:t>Descripción de la app</w:t>
+      </w:r>
+      <w:r>
+        <w:rPr>
+          <w:noProof/>
+        </w:rPr>
+        <w:tab/>
+      </w:r>
+      <w:r>
+        <w:rPr>
+          <w:noProof/>
+        </w:rPr>
+        <w:fldChar w:fldCharType="begin"/>
+      </w:r>
+      <w:r>
+        <w:rPr>
+          <w:noProof/>
+        </w:rPr>
+        <w:instrText xml:space="preserve"> PAGEREF _Toc229602514 \h </w:instrText>
+      </w:r>
+      <w:r>
+        <w:rPr>
+          <w:noProof/>
+        </w:rPr>
+      </w:r>
+      <w:r>
+        <w:rPr>
+          <w:noProof/>
+        </w:rPr>
+        <w:fldChar w:fldCharType="separate"/>
+      </w:r>
+      <w:r>
+        <w:rPr>
+          <w:noProof/>
+        </w:rPr>
+        <w:t>3</w:t>
+      </w:r>
+      <w:r>
+        <w:rPr>
+          <w:noProof/>
+        </w:rPr>
+        <w:fldChar w:fldCharType="end"/>
+      </w:r>
+    </w:p>
+    <w:p>
+      <w:pPr>
+        <w:pStyle w:val="TDC1"/>
+        <w:tabs>
+          <w:tab w:val="right" w:leader="dot" w:pos="8828"/>
+        </w:tabs>
+        <w:rPr>
+          <w:rFonts w:asciiTheme="minorHAnsi" w:eastAsiaTheme="minorEastAsia" w:hAnsiTheme="minorHAnsi"/>
+          <w:noProof/>
+          <w:kern w:val="0"/>
+          <w:lang w:eastAsia="es-MX"/>
+          <w14:ligatures w14:val="none"/>
+        </w:rPr>
+      </w:pPr>
+      <w:r>
+        <w:rPr>
+          <w:noProof/>
+        </w:rPr>
+        <w:t>Navegación implementada</w:t>
+      </w:r>
+      <w:r>
+        <w:rPr>
+          <w:noProof/>
+        </w:rPr>
+        <w:tab/>
+      </w:r>
+      <w:r>
+        <w:rPr>
+          <w:noProof/>
+        </w:rPr>
+        <w:fldChar w:fldCharType="begin"/>
+      </w:r>
+      <w:r>
+        <w:rPr>
+          <w:noProof/>
+        </w:rPr>
+        <w:instrText xml:space="preserve"> PAGEREF _Toc229602515 \h </w:instrText>
+      </w:r>
+      <w:r>
+        <w:rPr>
+          <w:noProof/>
+        </w:rPr>
+      </w:r>
+      <w:r>
+        <w:rPr>
+          <w:noProof/>
+        </w:rPr>
+        <w:fldChar w:fldCharType="separate"/>
+      </w:r>
+      <w:r>
+        <w:rPr>
+          <w:noProof/>
+        </w:rPr>
+        <w:t>3</w:t>
+      </w:r>
+      <w:r>
+        <w:rPr>
+          <w:noProof/>
+        </w:rPr>
+        <w:fldChar w:fldCharType="end"/>
+      </w:r>
+    </w:p>
+    <w:p>
+      <w:pPr>
+        <w:pStyle w:val="TDC1"/>
+        <w:tabs>
+          <w:tab w:val="right" w:leader="dot" w:pos="8828"/>
+        </w:tabs>
+        <w:rPr>
+          <w:rFonts w:asciiTheme="minorHAnsi" w:eastAsiaTheme="minorEastAsia" w:hAnsiTheme="minorHAnsi"/>
+          <w:noProof/>
+          <w:kern w:val="0"/>
+          <w:lang w:eastAsia="es-MX"/>
+          <w14:ligatures w14:val="none"/>
+        </w:rPr>
+      </w:pPr>
+      <w:r>
+        <w:rPr>
+          <w:noProof/>
+        </w:rPr>
+        <w:t>Formularios móviles</w:t>
+      </w:r>
+      <w:r>
+        <w:rPr>
+          <w:noProof/>
+        </w:rPr>
+        <w:tab/>
+      </w:r>
+      <w:r>
+        <w:rPr>
+          <w:noProof/>
+        </w:rPr>
+        <w:fldChar w:fldCharType="begin"/>
+      </w:r>
+      <w:r>
+        <w:rPr>
+          <w:noProof/>
+        </w:rPr>
+        <w:instrText xml:space="preserve"> PAGEREF _Toc229602516 \h </w:instrText>
+      </w:r>
+      <w:r>
+        <w:rPr>
+          <w:noProof/>
+        </w:rPr>
+      </w:r>
+      <w:r>
+        <w:rPr>
+          <w:noProof/>
+        </w:rPr>
+        <w:fldChar w:fldCharType="separate"/>
+      </w:r>
+      <w:r>
+        <w:rPr>
+          <w:noProof/>
+        </w:rPr>
+        <w:t>3</w:t>
+      </w:r>
+      <w:r>
+        <w:rPr>
+          <w:noProof/>
+        </w:rPr>
+        <w:fldChar w:fldCharType="end"/>
+      </w:r>
+    </w:p>
+    <w:p>
+      <w:pPr>
+        <w:pStyle w:val="TDC1"/>
+        <w:tabs>
+          <w:tab w:val="right" w:leader="dot" w:pos="8828"/>
+        </w:tabs>
+        <w:rPr>
+          <w:rFonts w:asciiTheme="minorHAnsi" w:eastAsiaTheme="minorEastAsia" w:hAnsiTheme="minorHAnsi"/>
+          <w:noProof/>
+          <w:kern w:val="0"/>
+          <w:lang w:eastAsia="es-MX"/>
+          <w14:ligatures w14:val="none"/>
+        </w:rPr>
+      </w:pPr>
+      <w:r>
+        <w:rPr>
+          <w:noProof/>
+        </w:rPr>
+        <w:t>Diseño responsive</w:t>
+      </w:r>
+      <w:r>
+        <w:rPr>
+          <w:noProof/>
+        </w:rPr>
+        <w:tab/>
+      </w:r>
+      <w:r>
+        <w:rPr>
+          <w:noProof/>
+        </w:rPr>
+        <w:fldChar w:fldCharType="begin"/>
+      </w:r>
+      <w:r>
+        <w:rPr>
+          <w:noProof/>
+        </w:rPr>
+        <w:instrText xml:space="preserve"> PAGEREF _Toc229602517 \h </w:instrText>
+      </w:r>
+      <w:r>
+        <w:rPr>
+          <w:noProof/>
+        </w:rPr>
+      </w:r>
+      <w:r>
+        <w:rPr>
+          <w:noProof/>
+        </w:rPr>
+        <w:fldChar w:fldCharType="separate"/>
+      </w:r>
+      <w:r>
+        <w:rPr>
+          <w:noProof/>
+        </w:rPr>
+        <w:t>3</w:t>
+      </w:r>
+      <w:r>
+        <w:rPr>
+          <w:noProof/>
+        </w:rPr>
+        <w:fldChar w:fldCharType="end"/>
+      </w:r>
+    </w:p>
+    <w:p>
+      <w:pPr>
+        <w:pStyle w:val="TDC1"/>
+        <w:tabs>
+          <w:tab w:val="right" w:leader="dot" w:pos="8828"/>
+        </w:tabs>
+        <w:rPr>
+          <w:rFonts w:asciiTheme="minorHAnsi" w:eastAsiaTheme="minorEastAsia" w:hAnsiTheme="minorHAnsi"/>
+          <w:noProof/>
+          <w:kern w:val="0"/>
+          <w:lang w:eastAsia="es-MX"/>
+          <w14:ligatures w14:val="none"/>
+        </w:rPr>
+      </w:pPr>
+      <w:r>
+        <w:rPr>
+          <w:noProof/>
+        </w:rPr>
+        <w:t>Experiencia del usuario</w:t>
+      </w:r>
+      <w:r>
+        <w:rPr>
+          <w:noProof/>
+        </w:rPr>
+        <w:tab/>
+      </w:r>
+      <w:r>
+        <w:rPr>
+          <w:noProof/>
+        </w:rPr>
+        <w:fldChar w:fldCharType="begin"/>
+      </w:r>
+      <w:r>
+        <w:rPr>
+          <w:noProof/>
+        </w:rPr>
+        <w:instrText xml:space="preserve"> PAGEREF _Toc229602518 \h </w:instrText>
+      </w:r>
+      <w:r>
+        <w:rPr>
+          <w:noProof/>
+        </w:rPr>
+      </w:r>
+      <w:r>
+        <w:rPr>
+          <w:noProof/>
+        </w:rPr>
+        <w:fldChar w:fldCharType="separate"/>
+      </w:r>
+      <w:r>
+        <w:rPr>
+          <w:noProof/>
+        </w:rPr>
+        <w:t>4</w:t>
+      </w:r>
+      <w:r>
+        <w:rPr>
+          <w:noProof/>
+        </w:rPr>
+        <w:fldChar w:fldCharType="end"/>
+      </w:r>
+    </w:p>
+    <w:p>
+      <w:pPr>
+        <w:pStyle w:val="TDC1"/>
+        <w:tabs>
+          <w:tab w:val="right" w:leader="dot" w:pos="8828"/>
+        </w:tabs>
+        <w:rPr>
+          <w:rFonts w:asciiTheme="minorHAnsi" w:eastAsiaTheme="minorEastAsia" w:hAnsiTheme="minorHAnsi"/>
+          <w:noProof/>
+          <w:kern w:val="0"/>
+          <w:lang w:eastAsia="es-MX"/>
+          <w14:ligatures w14:val="none"/>
+        </w:rPr>
+      </w:pPr>
+      <w:r>
+        <w:rPr>
+          <w:noProof/>
+        </w:rPr>
+        <w:t>Evidencias fotográficas</w:t>
+      </w:r>
+      <w:r>
+        <w:rPr>
+          <w:noProof/>
+        </w:rPr>
+        <w:tab/>
+      </w:r>
+      <w:r>
+        <w:rPr>
+          <w:noProof/>
+        </w:rPr>
+        <w:fldChar w:fldCharType="begin"/>
+      </w:r>
+      <w:r>
+        <w:rPr>
+          <w:noProof/>
+        </w:rPr>
+        <w:instrText xml:space="preserve"> PAGEREF _Toc229602519 \h </w:instrText>
+      </w:r>
+      <w:r>
+        <w:rPr>
+          <w:noProof/>
+        </w:rPr>
+      </w:r>
+      <w:r>
+        <w:rPr>
+          <w:noProof/>
+        </w:rPr>
+        <w:fldChar w:fldCharType="separate"/>
+      </w:r>
+      <w:r>
+        <w:rPr>
+          <w:noProof/>
+        </w:rPr>
+        <w:t>4</w:t>
+      </w:r>
+      <w:r>
+        <w:rPr>
+          <w:noProof/>
+        </w:rPr>
+        <w:fldChar w:fldCharType="end"/>
+      </w:r>
+    </w:p>
+    <w:p>
+      <w:pPr>
+        <w:pStyle w:val="TDC1"/>
+        <w:tabs>
+          <w:tab w:val="right" w:leader="dot" w:pos="8828"/>
+        </w:tabs>
+        <w:rPr>
+          <w:rFonts w:asciiTheme="minorHAnsi" w:eastAsiaTheme="minorEastAsia" w:hAnsiTheme="minorHAnsi"/>
+          <w:noProof/>
+          <w:kern w:val="0"/>
+          <w:lang w:eastAsia="es-MX"/>
+          <w14:ligatures w14:val="none"/>
+        </w:rPr>
+      </w:pPr>
+      <w:r>
+        <w:rPr>
+          <w:noProof/>
+        </w:rPr>
+        <w:t>Conclusión</w:t>
+      </w:r>
+      <w:r>
+        <w:rPr>
+          <w:noProof/>
+        </w:rPr>
+        <w:tab/>
+      </w:r>
+      <w:r>
+        <w:rPr>
+          <w:noProof/>
+        </w:rPr>
+        <w:fldChar w:fldCharType="begin"/>
+      </w:r>
+      <w:r>
+        <w:rPr>
+          <w:noProof/>
+        </w:rPr>
+        <w:instrText xml:space="preserve"> PAGEREF _Toc229602520 \h </w:instrText>
+      </w:r>
+      <w:r>
+        <w:rPr>
+          <w:noProof/>
+        </w:rPr>
+      </w:r>
+      <w:r>
+        <w:rPr>
+          <w:noProof/>
+        </w:rPr>
+        <w:fldChar w:fldCharType="separate"/>
+      </w:r>
+      <w:r>
+        <w:rPr>
+          <w:noProof/>
+        </w:rPr>
+        <w:t>5</w:t>
+      </w:r>
+      <w:r>
+        <w:rPr>
+          <w:noProof/>
+        </w:rPr>
+        <w:fldChar w:fldCharType="end"/>
+      </w:r>
+    </w:p>
+    <w:p>
+      <w:pPr>
+        <w:pStyle w:val="TDC1"/>
+        <w:tabs>
+          <w:tab w:val="right" w:leader="dot" w:pos="8828"/>
+        </w:tabs>
+        <w:rPr>
+          <w:rFonts w:asciiTheme="minorHAnsi" w:eastAsiaTheme="minorEastAsia" w:hAnsiTheme="minorHAnsi"/>
+          <w:noProof/>
+          <w:kern w:val="0"/>
+          <w:lang w:eastAsia="es-MX"/>
+          <w14:ligatures w14:val="none"/>
+        </w:rPr>
+      </w:pPr>
+      <w:r>
+        <w:rPr>
+          <w:noProof/>
+        </w:rPr>
+        <w:t>Código</w:t>
+      </w:r>
+      <w:r>
+        <w:rPr>
+          <w:noProof/>
+        </w:rPr>
+        <w:tab/>
+      </w:r>
+      <w:r>
+        <w:rPr>
+          <w:noProof/>
+        </w:rPr>
+        <w:fldChar w:fldCharType="begin"/>
+      </w:r>
+      <w:r>
+        <w:rPr>
+          <w:noProof/>
+        </w:rPr>
+        <w:instrText xml:space="preserve"> PAGEREF _Toc229602521 \h </w:instrText>
+      </w:r>
+      <w:r>
+        <w:rPr>
+          <w:noProof/>
+        </w:rPr>
+      </w:r>
+      <w:r>
+        <w:rPr>
+          <w:noProof/>
+        </w:rPr>
+        <w:fldChar w:fldCharType="separate"/>
+      </w:r>
+      <w:r>
+        <w:rPr>
+          <w:noProof/>
+        </w:rPr>
+        <w:t>5</w:t>
+      </w:r>
+      <w:r>
+        <w:rPr>
+          <w:noProof/>
+        </w:rPr>
+        <w:fldChar w:fldCharType="end"/>
+      </w:r>
+    </w:p>
+    <w:p>
+      <w:pPr>
+        <w:jc w:val="left"/>
+      </w:pPr>
+      <w:r>
+        <w:fldChar w:fldCharType="end"/>
+      </w:r>
+      <w:r>
         <w:br w:type="page"/>
       </w:r>
     </w:p>
     <w:p>
+      <w:pPr>
+        <w:pStyle w:val="Ttulo1"/>
+      </w:pPr>
+      <w:bookmarkStart w:id="13" w:name="_Toc229602514"/>
       <w:r>
         <w:lastRenderedPageBreak/>
-        <w:t xml:space="preserve">Descripción: </w:t>
-      </w:r>
+        <w:t>Descripción</w:t>
+      </w:r>
+      <w:r>
+        <w:t xml:space="preserve"> de la app</w:t>
+      </w:r>
+      <w:bookmarkEnd w:id="13"/>
     </w:p>
     <w:p>
       <w:r>
@@ -488,41 +1029,69 @@
     </w:p>
     <w:p/>
     <w:p>
-      <w:r>
-        <w:t xml:space="preserve">Navegación implementada: </w:t>
-      </w:r>
-    </w:p>
-    <w:p>
-      <w:r>
-        <w:t xml:space="preserve">Las pantallas están conectadas mediante botones grandes que nos permiten ir de una a otra por ejemplo la pantalla principal esta conectada con la segunda mediante </w:t>
+      <w:pPr>
+        <w:pStyle w:val="Ttulo1"/>
+      </w:pPr>
+      <w:bookmarkStart w:id="14" w:name="_Toc229602515"/>
+      <w:r>
+        <w:t>Navegación implementada</w:t>
+      </w:r>
+      <w:bookmarkEnd w:id="14"/>
+    </w:p>
+    <w:p>
+      <w:r>
+        <w:t xml:space="preserve">Las pantallas están conectadas mediante botones grandes que nos permiten ir de una a otra por ejemplo la pantalla principal </w:t>
+      </w:r>
+      <w:r>
+        <w:t>está</w:t>
+      </w:r>
+      <w:r>
+        <w:t xml:space="preserve"> conectada con la segunda mediante </w:t>
       </w:r>
       <w:r>
         <w:t>un botón que nos permite hacer el registro de un nuevo movimiento y de esta podemos guardar la información y volver a la pantalla principal mediante un botón de vuelta. La navegación es clara porque los botones son visibles y contienen información clara sobre la acción que realizan lo que permite que el usuario entienda lo que está realizando.</w:t>
       </w:r>
     </w:p>
+    <w:p>
+      <w:pPr>
+        <w:pStyle w:val="Ttulo1"/>
+      </w:pPr>
+    </w:p>
+    <w:p>
+      <w:pPr>
+        <w:pStyle w:val="Ttulo1"/>
+      </w:pPr>
+      <w:bookmarkStart w:id="15" w:name="_Toc229602516"/>
+      <w:r>
+        <w:t>Formularios móviles</w:t>
+      </w:r>
+      <w:bookmarkEnd w:id="15"/>
+    </w:p>
+    <w:p>
+      <w:r>
+        <w:t xml:space="preserve">Para lograr que el formulario sea funcional en los dispositivos móviles se hicieron adecuaciones en el diseño estético de estos por ejemplo al hacer que la información este organizada en “cajas” </w:t>
+      </w:r>
+      <w:r>
+        <w:t>y que los botones que se tienen cuentan con un diseño que permite que su tamaño no sea mayor al de la pantalla.</w:t>
+      </w:r>
+    </w:p>
+    <w:p>
+      <w:r>
+        <w:t xml:space="preserve">Esto es importante ya que permite que el usuario realice un buen registro de la información. </w:t>
+      </w:r>
+    </w:p>
     <w:p/>
     <w:p>
-      <w:r>
-        <w:t>Formularios móviles:</w:t>
-      </w:r>
-    </w:p>
-    <w:p>
-      <w:r>
-        <w:t xml:space="preserve">Para lograr que el formulario sea funcional en los dispositivos móviles se hicieron adecuaciones en el diseño estético de estos por ejemplo al hacer que la información este organizada en “cajas” </w:t>
-      </w:r>
-      <w:r>
-        <w:t>y que los botones que se tienen cuentan con un diseño que permite que su tamaño no sea mayor al de la pantalla.</w:t>
-      </w:r>
-    </w:p>
-    <w:p>
-      <w:r>
-        <w:t xml:space="preserve">Esto es importante ya que permite que el usuario realice un buen registro de la información. </w:t>
-      </w:r>
-    </w:p>
-    <w:p/>
-    <w:p>
-      <w:r>
-        <w:t xml:space="preserve">Diseño responsive: </w:t>
+      <w:pPr>
+        <w:pStyle w:val="Ttulo1"/>
+      </w:pPr>
+      <w:bookmarkStart w:id="16" w:name="_Toc229602517"/>
+      <w:r>
+        <w:t>Diseño responsive</w:t>
+      </w:r>
+      <w:bookmarkEnd w:id="16"/>
+      <w:r>
+        <w:t xml:space="preserve"> </w:t>
       </w:r>
     </w:p>
     <w:p>
@@ -531,14 +1100,3316 @@
       </w:r>
     </w:p>
     <w:p>
-      <w:r>
-        <w:t xml:space="preserve">Los problemas que se encontraron al hacer la practica </w:t>
-      </w:r>
-    </w:p>
-    <w:p>
-      <w:r>
-        <w:t>Voy en la parte 4</w:t>
-      </w:r>
+      <w:pPr>
+        <w:pStyle w:val="NormalWeb"/>
+        <w:rPr>
+          <w:rFonts w:ascii="Arial" w:eastAsiaTheme="minorHAnsi" w:hAnsi="Arial" w:cstheme="minorBidi"/>
+          <w:kern w:val="2"/>
+          <w:sz w:val="22"/>
+          <w:szCs w:val="22"/>
+          <w:lang w:eastAsia="en-US"/>
+          <w14:ligatures w14:val="standardContextual"/>
+        </w:rPr>
+      </w:pPr>
+      <w:r>
+        <w:rPr>
+          <w:rFonts w:ascii="Arial" w:eastAsiaTheme="minorHAnsi" w:hAnsi="Arial" w:cstheme="minorBidi"/>
+          <w:kern w:val="2"/>
+          <w:sz w:val="22"/>
+          <w:szCs w:val="22"/>
+          <w:lang w:eastAsia="en-US"/>
+          <w14:ligatures w14:val="standardContextual"/>
+        </w:rPr>
+        <w:t xml:space="preserve">Durante el desarrollo </w:t>
+      </w:r>
+      <w:r>
+        <w:rPr>
+          <w:rFonts w:ascii="Arial" w:eastAsiaTheme="minorHAnsi" w:hAnsi="Arial" w:cstheme="minorBidi"/>
+          <w:kern w:val="2"/>
+          <w:sz w:val="22"/>
+          <w:szCs w:val="22"/>
+          <w:lang w:eastAsia="en-US"/>
+          <w14:ligatures w14:val="standardContextual"/>
+        </w:rPr>
+        <w:t>de esta práctica</w:t>
+      </w:r>
+      <w:r>
+        <w:rPr>
+          <w:rFonts w:ascii="Arial" w:eastAsiaTheme="minorHAnsi" w:hAnsi="Arial" w:cstheme="minorBidi"/>
+          <w:kern w:val="2"/>
+          <w:sz w:val="22"/>
+          <w:szCs w:val="22"/>
+          <w:lang w:eastAsia="en-US"/>
+          <w14:ligatures w14:val="standardContextual"/>
+        </w:rPr>
+        <w:t>, se identificaron los siguientes inconvenientes</w:t>
+      </w:r>
+      <w:r>
+        <w:rPr>
+          <w:rFonts w:ascii="Arial" w:eastAsiaTheme="minorHAnsi" w:hAnsi="Arial" w:cstheme="minorBidi"/>
+          <w:kern w:val="2"/>
+          <w:sz w:val="22"/>
+          <w:szCs w:val="22"/>
+          <w:lang w:eastAsia="en-US"/>
+          <w14:ligatures w14:val="standardContextual"/>
+        </w:rPr>
+        <w:t xml:space="preserve"> en la </w:t>
+      </w:r>
+      <w:r>
+        <w:rPr>
+          <w:rFonts w:ascii="Arial" w:eastAsiaTheme="minorHAnsi" w:hAnsi="Arial" w:cstheme="minorBidi"/>
+          <w:kern w:val="2"/>
+          <w:sz w:val="22"/>
+          <w:szCs w:val="22"/>
+          <w:lang w:eastAsia="en-US"/>
+          <w14:ligatures w14:val="standardContextual"/>
+        </w:rPr>
+        <w:t>visualización</w:t>
+      </w:r>
+      <w:r>
+        <w:rPr>
+          <w:rFonts w:ascii="Arial" w:eastAsiaTheme="minorHAnsi" w:hAnsi="Arial" w:cstheme="minorBidi"/>
+          <w:kern w:val="2"/>
+          <w:sz w:val="22"/>
+          <w:szCs w:val="22"/>
+          <w:lang w:eastAsia="en-US"/>
+          <w14:ligatures w14:val="standardContextual"/>
+        </w:rPr>
+        <w:t>:</w:t>
+      </w:r>
+    </w:p>
+    <w:p>
+      <w:pPr>
+        <w:pStyle w:val="NormalWeb"/>
+        <w:rPr>
+          <w:rFonts w:ascii="Arial" w:eastAsiaTheme="minorHAnsi" w:hAnsi="Arial" w:cstheme="minorBidi"/>
+          <w:kern w:val="2"/>
+          <w:sz w:val="22"/>
+          <w:szCs w:val="22"/>
+          <w:lang w:eastAsia="en-US"/>
+          <w14:ligatures w14:val="standardContextual"/>
+        </w:rPr>
+      </w:pPr>
+      <w:r>
+        <w:rPr>
+          <w:rFonts w:ascii="Arial" w:eastAsiaTheme="minorHAnsi" w:hAnsi="Arial" w:cstheme="minorBidi"/>
+          <w:kern w:val="2"/>
+          <w:sz w:val="22"/>
+          <w:szCs w:val="22"/>
+          <w:lang w:eastAsia="en-US"/>
+          <w14:ligatures w14:val="standardContextual"/>
+        </w:rPr>
+        <w:t>El d</w:t>
+      </w:r>
+      <w:r>
+        <w:rPr>
+          <w:rFonts w:ascii="Arial" w:eastAsiaTheme="minorHAnsi" w:hAnsi="Arial" w:cstheme="minorBidi"/>
+          <w:kern w:val="2"/>
+          <w:sz w:val="22"/>
+          <w:szCs w:val="22"/>
+          <w:lang w:eastAsia="en-US"/>
+          <w14:ligatures w14:val="standardContextual"/>
+        </w:rPr>
+        <w:t>esbordamiento de</w:t>
+      </w:r>
+      <w:r>
+        <w:rPr>
+          <w:rFonts w:ascii="Arial" w:eastAsiaTheme="minorHAnsi" w:hAnsi="Arial" w:cstheme="minorBidi"/>
+          <w:kern w:val="2"/>
+          <w:sz w:val="22"/>
+          <w:szCs w:val="22"/>
+          <w:lang w:eastAsia="en-US"/>
+          <w14:ligatures w14:val="standardContextual"/>
+        </w:rPr>
+        <w:t xml:space="preserve"> algunos</w:t>
+      </w:r>
+      <w:r>
+        <w:rPr>
+          <w:rFonts w:ascii="Arial" w:eastAsiaTheme="minorHAnsi" w:hAnsi="Arial" w:cstheme="minorBidi"/>
+          <w:kern w:val="2"/>
+          <w:sz w:val="22"/>
+          <w:szCs w:val="22"/>
+          <w:lang w:eastAsia="en-US"/>
+          <w14:ligatures w14:val="standardContextual"/>
+        </w:rPr>
+        <w:t xml:space="preserve"> elementos</w:t>
+      </w:r>
+      <w:r>
+        <w:rPr>
+          <w:rFonts w:ascii="Arial" w:eastAsiaTheme="minorHAnsi" w:hAnsi="Arial" w:cstheme="minorBidi"/>
+          <w:kern w:val="2"/>
+          <w:sz w:val="22"/>
+          <w:szCs w:val="22"/>
+          <w:lang w:eastAsia="en-US"/>
+          <w14:ligatures w14:val="standardContextual"/>
+        </w:rPr>
+        <w:t xml:space="preserve">, </w:t>
+      </w:r>
+      <w:r>
+        <w:rPr>
+          <w:rFonts w:ascii="Arial" w:eastAsiaTheme="minorHAnsi" w:hAnsi="Arial" w:cstheme="minorBidi"/>
+          <w:kern w:val="2"/>
+          <w:sz w:val="22"/>
+          <w:szCs w:val="22"/>
+          <w:lang w:eastAsia="en-US"/>
+          <w14:ligatures w14:val="standardContextual"/>
+        </w:rPr>
+        <w:t>ya que,</w:t>
+      </w:r>
+      <w:r>
+        <w:rPr>
+          <w:rFonts w:ascii="Arial" w:eastAsiaTheme="minorHAnsi" w:hAnsi="Arial" w:cstheme="minorBidi"/>
+          <w:kern w:val="2"/>
+          <w:sz w:val="22"/>
+          <w:szCs w:val="22"/>
+          <w:lang w:eastAsia="en-US"/>
+          <w14:ligatures w14:val="standardContextual"/>
+        </w:rPr>
+        <w:t xml:space="preserve"> a</w:t>
+      </w:r>
+      <w:r>
+        <w:rPr>
+          <w:rFonts w:ascii="Arial" w:eastAsiaTheme="minorHAnsi" w:hAnsi="Arial" w:cstheme="minorBidi"/>
+          <w:kern w:val="2"/>
+          <w:sz w:val="22"/>
+          <w:szCs w:val="22"/>
+          <w:lang w:eastAsia="en-US"/>
+          <w14:ligatures w14:val="standardContextual"/>
+        </w:rPr>
+        <w:t>l principio, algunos elementos de la interfaz se cortaban o quedaban fuera de pantalla en resoluciones muy pequeñas.</w:t>
+      </w:r>
+    </w:p>
+    <w:p>
+      <w:pPr>
+        <w:pStyle w:val="NormalWeb"/>
+        <w:rPr>
+          <w:rFonts w:ascii="Arial" w:eastAsiaTheme="minorHAnsi" w:hAnsi="Arial" w:cstheme="minorBidi"/>
+          <w:kern w:val="2"/>
+          <w:sz w:val="22"/>
+          <w:szCs w:val="22"/>
+          <w:lang w:eastAsia="en-US"/>
+          <w14:ligatures w14:val="standardContextual"/>
+        </w:rPr>
+      </w:pPr>
+      <w:r>
+        <w:rPr>
+          <w:rFonts w:ascii="Arial" w:eastAsiaTheme="minorHAnsi" w:hAnsi="Arial" w:cstheme="minorBidi"/>
+          <w:kern w:val="2"/>
+          <w:sz w:val="22"/>
+          <w:szCs w:val="22"/>
+          <w:lang w:eastAsia="en-US"/>
+          <w14:ligatures w14:val="standardContextual"/>
+        </w:rPr>
+        <w:t>Así como el t</w:t>
+      </w:r>
+      <w:r>
+        <w:rPr>
+          <w:rFonts w:ascii="Arial" w:eastAsiaTheme="minorHAnsi" w:hAnsi="Arial" w:cstheme="minorBidi"/>
+          <w:kern w:val="2"/>
+          <w:sz w:val="22"/>
+          <w:szCs w:val="22"/>
+          <w:lang w:eastAsia="en-US"/>
+          <w14:ligatures w14:val="standardContextual"/>
+        </w:rPr>
+        <w:t xml:space="preserve">amaño de texto y </w:t>
+      </w:r>
+      <w:r>
+        <w:rPr>
+          <w:rFonts w:ascii="Arial" w:eastAsiaTheme="minorHAnsi" w:hAnsi="Arial" w:cstheme="minorBidi"/>
+          <w:kern w:val="2"/>
+          <w:sz w:val="22"/>
+          <w:szCs w:val="22"/>
+          <w:lang w:eastAsia="en-US"/>
+          <w14:ligatures w14:val="standardContextual"/>
+        </w:rPr>
+        <w:t xml:space="preserve">los </w:t>
+      </w:r>
+      <w:r>
+        <w:rPr>
+          <w:rFonts w:ascii="Arial" w:eastAsiaTheme="minorHAnsi" w:hAnsi="Arial" w:cstheme="minorBidi"/>
+          <w:kern w:val="2"/>
+          <w:sz w:val="22"/>
+          <w:szCs w:val="22"/>
+          <w:lang w:eastAsia="en-US"/>
+          <w14:ligatures w14:val="standardContextual"/>
+        </w:rPr>
+        <w:t>botones</w:t>
+      </w:r>
+      <w:r>
+        <w:rPr>
+          <w:rFonts w:ascii="Arial" w:eastAsiaTheme="minorHAnsi" w:hAnsi="Arial" w:cstheme="minorBidi"/>
+          <w:kern w:val="2"/>
+          <w:sz w:val="22"/>
+          <w:szCs w:val="22"/>
+          <w:lang w:eastAsia="en-US"/>
+          <w14:ligatures w14:val="standardContextual"/>
+        </w:rPr>
+        <w:t xml:space="preserve"> que también fueron una complicación debido a que</w:t>
+      </w:r>
+      <w:r>
+        <w:rPr>
+          <w:rFonts w:ascii="Arial" w:eastAsiaTheme="minorHAnsi" w:hAnsi="Arial" w:cstheme="minorBidi"/>
+          <w:kern w:val="2"/>
+          <w:sz w:val="22"/>
+          <w:szCs w:val="22"/>
+          <w:lang w:eastAsia="en-US"/>
+          <w14:ligatures w14:val="standardContextual"/>
+        </w:rPr>
+        <w:t xml:space="preserve"> Inicialmente, los botones y campos de texto eran demasiado pequeños, lo que dificultaba la interacción táctil en un flujo móvil.</w:t>
+      </w:r>
+    </w:p>
+    <w:p>
+      <w:pPr>
+        <w:pStyle w:val="NormalWeb"/>
+        <w:rPr>
+          <w:rFonts w:ascii="Arial" w:eastAsiaTheme="minorHAnsi" w:hAnsi="Arial" w:cstheme="minorBidi"/>
+          <w:kern w:val="2"/>
+          <w:sz w:val="22"/>
+          <w:szCs w:val="22"/>
+          <w:lang w:eastAsia="en-US"/>
+          <w14:ligatures w14:val="standardContextual"/>
+        </w:rPr>
+      </w:pPr>
+      <w:r>
+        <w:rPr>
+          <w:rFonts w:ascii="Arial" w:eastAsiaTheme="minorHAnsi" w:hAnsi="Arial" w:cstheme="minorBidi"/>
+          <w:kern w:val="2"/>
+          <w:sz w:val="22"/>
+          <w:szCs w:val="22"/>
+          <w:lang w:eastAsia="en-US"/>
+          <w14:ligatures w14:val="standardContextual"/>
+        </w:rPr>
+        <w:lastRenderedPageBreak/>
+        <w:t xml:space="preserve">Para resolver estos problemas </w:t>
+      </w:r>
+      <w:r>
+        <w:rPr>
+          <w:rFonts w:ascii="Arial" w:eastAsiaTheme="minorHAnsi" w:hAnsi="Arial" w:cstheme="minorBidi"/>
+          <w:kern w:val="2"/>
+          <w:sz w:val="22"/>
+          <w:szCs w:val="22"/>
+          <w:lang w:eastAsia="en-US"/>
+          <w14:ligatures w14:val="standardContextual"/>
+        </w:rPr>
+        <w:t xml:space="preserve">se hicieron modificaciones al </w:t>
+      </w:r>
+      <w:proofErr w:type="spellStart"/>
+      <w:r>
+        <w:rPr>
+          <w:rFonts w:ascii="Arial" w:eastAsiaTheme="minorHAnsi" w:hAnsi="Arial" w:cstheme="minorBidi"/>
+          <w:kern w:val="2"/>
+          <w:sz w:val="22"/>
+          <w:szCs w:val="22"/>
+          <w:lang w:eastAsia="en-US"/>
+          <w14:ligatures w14:val="standardContextual"/>
+        </w:rPr>
+        <w:t>css</w:t>
+      </w:r>
+      <w:proofErr w:type="spellEnd"/>
+      <w:r>
+        <w:rPr>
+          <w:rFonts w:ascii="Arial" w:eastAsiaTheme="minorHAnsi" w:hAnsi="Arial" w:cstheme="minorBidi"/>
+          <w:kern w:val="2"/>
+          <w:sz w:val="22"/>
+          <w:szCs w:val="22"/>
+          <w:lang w:eastAsia="en-US"/>
+          <w14:ligatures w14:val="standardContextual"/>
+        </w:rPr>
+        <w:t>, como la implementación de contenedores y el u</w:t>
+      </w:r>
+      <w:r>
+        <w:rPr>
+          <w:rFonts w:ascii="Arial" w:eastAsiaTheme="minorHAnsi" w:hAnsi="Arial" w:cstheme="minorBidi"/>
+          <w:kern w:val="2"/>
+          <w:sz w:val="22"/>
+          <w:szCs w:val="22"/>
+          <w:lang w:eastAsia="en-US"/>
+          <w14:ligatures w14:val="standardContextual"/>
+        </w:rPr>
+        <w:t xml:space="preserve">so de Media </w:t>
+      </w:r>
+      <w:proofErr w:type="spellStart"/>
+      <w:r>
+        <w:rPr>
+          <w:rFonts w:ascii="Arial" w:eastAsiaTheme="minorHAnsi" w:hAnsi="Arial" w:cstheme="minorBidi"/>
+          <w:kern w:val="2"/>
+          <w:sz w:val="22"/>
+          <w:szCs w:val="22"/>
+          <w:lang w:eastAsia="en-US"/>
+          <w14:ligatures w14:val="standardContextual"/>
+        </w:rPr>
+        <w:t>Queries</w:t>
+      </w:r>
+      <w:proofErr w:type="spellEnd"/>
+      <w:r>
+        <w:rPr>
+          <w:rFonts w:ascii="Arial" w:eastAsiaTheme="minorHAnsi" w:hAnsi="Arial" w:cstheme="minorBidi"/>
+          <w:kern w:val="2"/>
+          <w:sz w:val="22"/>
+          <w:szCs w:val="22"/>
+          <w:lang w:eastAsia="en-US"/>
+          <w14:ligatures w14:val="standardContextual"/>
+        </w:rPr>
+        <w:t xml:space="preserve"> </w:t>
+      </w:r>
+      <w:r>
+        <w:rPr>
+          <w:rFonts w:ascii="Arial" w:eastAsiaTheme="minorHAnsi" w:hAnsi="Arial" w:cstheme="minorBidi"/>
+          <w:kern w:val="2"/>
+          <w:sz w:val="22"/>
+          <w:szCs w:val="22"/>
+          <w:lang w:eastAsia="en-US"/>
+          <w14:ligatures w14:val="standardContextual"/>
+        </w:rPr>
+        <w:t xml:space="preserve">al </w:t>
+      </w:r>
+      <w:r>
+        <w:rPr>
+          <w:rFonts w:ascii="Arial" w:eastAsiaTheme="minorHAnsi" w:hAnsi="Arial" w:cstheme="minorBidi"/>
+          <w:kern w:val="2"/>
+          <w:sz w:val="22"/>
+          <w:szCs w:val="22"/>
+          <w:lang w:eastAsia="en-US"/>
+          <w14:ligatures w14:val="standardContextual"/>
+        </w:rPr>
+        <w:t>agregar</w:t>
+      </w:r>
+      <w:r>
+        <w:rPr>
+          <w:rFonts w:ascii="Arial" w:eastAsiaTheme="minorHAnsi" w:hAnsi="Arial" w:cstheme="minorBidi"/>
+          <w:kern w:val="2"/>
+          <w:sz w:val="22"/>
+          <w:szCs w:val="22"/>
+          <w:lang w:eastAsia="en-US"/>
+          <w14:ligatures w14:val="standardContextual"/>
+        </w:rPr>
+        <w:t xml:space="preserve"> una regla @media (</w:t>
+      </w:r>
+      <w:proofErr w:type="spellStart"/>
+      <w:r>
+        <w:rPr>
+          <w:rFonts w:ascii="Arial" w:eastAsiaTheme="minorHAnsi" w:hAnsi="Arial" w:cstheme="minorBidi"/>
+          <w:kern w:val="2"/>
+          <w:sz w:val="22"/>
+          <w:szCs w:val="22"/>
+          <w:lang w:eastAsia="en-US"/>
+          <w14:ligatures w14:val="standardContextual"/>
+        </w:rPr>
+        <w:t>max-width</w:t>
+      </w:r>
+      <w:proofErr w:type="spellEnd"/>
+      <w:r>
+        <w:rPr>
+          <w:rFonts w:ascii="Arial" w:eastAsiaTheme="minorHAnsi" w:hAnsi="Arial" w:cstheme="minorBidi"/>
+          <w:kern w:val="2"/>
+          <w:sz w:val="22"/>
+          <w:szCs w:val="22"/>
+          <w:lang w:eastAsia="en-US"/>
+          <w14:ligatures w14:val="standardContextual"/>
+        </w:rPr>
+        <w:t xml:space="preserve">: 500px) para reducir el tamaño de las fuentes y ajustar los </w:t>
+      </w:r>
+      <w:proofErr w:type="spellStart"/>
+      <w:r>
+        <w:rPr>
+          <w:rFonts w:ascii="Arial" w:eastAsiaTheme="minorHAnsi" w:hAnsi="Arial" w:cstheme="minorBidi"/>
+          <w:kern w:val="2"/>
+          <w:sz w:val="22"/>
+          <w:szCs w:val="22"/>
+          <w:lang w:eastAsia="en-US"/>
+          <w14:ligatures w14:val="standardContextual"/>
+        </w:rPr>
+        <w:t>paddings</w:t>
+      </w:r>
+      <w:proofErr w:type="spellEnd"/>
+      <w:r>
+        <w:rPr>
+          <w:rFonts w:ascii="Arial" w:eastAsiaTheme="minorHAnsi" w:hAnsi="Arial" w:cstheme="minorBidi"/>
+          <w:kern w:val="2"/>
+          <w:sz w:val="22"/>
+          <w:szCs w:val="22"/>
+          <w:lang w:eastAsia="en-US"/>
+          <w14:ligatures w14:val="standardContextual"/>
+        </w:rPr>
+        <w:t xml:space="preserve">, </w:t>
+      </w:r>
+      <w:r>
+        <w:rPr>
+          <w:rFonts w:ascii="Arial" w:eastAsiaTheme="minorHAnsi" w:hAnsi="Arial" w:cstheme="minorBidi"/>
+          <w:kern w:val="2"/>
+          <w:sz w:val="22"/>
+          <w:szCs w:val="22"/>
+          <w:lang w:eastAsia="en-US"/>
+          <w14:ligatures w14:val="standardContextual"/>
+        </w:rPr>
+        <w:t>lo que optimiza</w:t>
+      </w:r>
+      <w:r>
+        <w:rPr>
+          <w:rFonts w:ascii="Arial" w:eastAsiaTheme="minorHAnsi" w:hAnsi="Arial" w:cstheme="minorBidi"/>
+          <w:kern w:val="2"/>
+          <w:sz w:val="22"/>
+          <w:szCs w:val="22"/>
+          <w:lang w:eastAsia="en-US"/>
+          <w14:ligatures w14:val="standardContextual"/>
+        </w:rPr>
+        <w:t xml:space="preserve"> el espacio disponible en pantallas reducidas.</w:t>
+      </w:r>
+    </w:p>
+    <w:p>
+      <w:pPr>
+        <w:pStyle w:val="Ttulo1"/>
+      </w:pPr>
+      <w:bookmarkStart w:id="17" w:name="_Toc229602518"/>
+      <w:r>
+        <w:t>Experiencia del usuario</w:t>
+      </w:r>
+      <w:bookmarkEnd w:id="17"/>
+    </w:p>
+    <w:p>
+      <w:pPr>
+        <w:rPr>
+          <w:lang w:val="es-419" w:eastAsia="es-MX"/>
+        </w:rPr>
+      </w:pPr>
+      <w:r>
+        <w:rPr>
+          <w:lang w:val="es-419" w:eastAsia="es-MX"/>
+        </w:rPr>
+        <w:t>Esta app esta pensada en la experiencia del usuario lo que garantiza que el usuario tenga una buena experiencia al utilizarla ya que en todo momento el usuario tiene la información clara por lo que sabe exactamente para qué es cada una de las pantallas con las que cuenta</w:t>
+      </w:r>
+      <w:r>
+        <w:rPr>
+          <w:lang w:val="es-419" w:eastAsia="es-MX"/>
+        </w:rPr>
+        <w:t>, por lo que proporciona una muy buena experiencia al usuario</w:t>
+      </w:r>
+      <w:r>
+        <w:rPr>
+          <w:lang w:val="es-419" w:eastAsia="es-MX"/>
+        </w:rPr>
+        <w:t xml:space="preserve">. </w:t>
+      </w:r>
+    </w:p>
+    <w:p>
+      <w:pPr>
+        <w:pStyle w:val="Ttulo1"/>
+      </w:pPr>
+      <w:bookmarkStart w:id="18" w:name="_Toc229602519"/>
+      <w:r>
+        <w:t>Evidencias fotográficas</w:t>
+      </w:r>
+      <w:bookmarkEnd w:id="18"/>
+      <w:r>
+        <w:t xml:space="preserve"> </w:t>
+      </w:r>
+    </w:p>
+    <w:p>
+      <w:pPr>
+        <w:jc w:val="center"/>
+        <w:rPr>
+          <w:lang w:val="es-419" w:eastAsia="es-MX"/>
+        </w:rPr>
+      </w:pPr>
+      <w:r>
+        <w:rPr>
+          <w:lang w:val="es-419" w:eastAsia="es-MX"/>
+        </w:rPr>
+        <w:drawing>
+          <wp:inline distT="0" distB="0" distL="0" distR="0" wp14:anchorId="1E9BE0A2" wp14:editId="7EB4AD79">
+            <wp:extent cx="4105275" cy="2157878"/>
+            <wp:effectExtent l="0" t="0" r="0" b="0"/>
+            <wp:docPr id="2" name="Imagen 2"/>
+            <wp:cNvGraphicFramePr>
+              <a:graphicFrameLocks xmlns:a="http://schemas.openxmlformats.org/drawingml/2006/main" noChangeAspect="1"/>
+            </wp:cNvGraphicFramePr>
+            <a:graphic xmlns:a="http://schemas.openxmlformats.org/drawingml/2006/main">
+              <a:graphicData uri="http://schemas.openxmlformats.org/drawingml/2006/picture">
+                <pic:pic xmlns:pic="http://schemas.openxmlformats.org/drawingml/2006/picture">
+                  <pic:nvPicPr>
+                    <pic:cNvPr id="1" name=""/>
+                    <pic:cNvPicPr/>
+                  </pic:nvPicPr>
+                  <pic:blipFill rotWithShape="1">
+                    <a:blip r:embed="rId10"/>
+                    <a:srcRect b="6453"/>
+                    <a:stretch/>
+                  </pic:blipFill>
+                  <pic:spPr bwMode="auto">
+                    <a:xfrm>
+                      <a:off x="0" y="0"/>
+                      <a:ext cx="4134280" cy="2173124"/>
+                    </a:xfrm>
+                    <a:prstGeom prst="rect">
+                      <a:avLst/>
+                    </a:prstGeom>
+                    <a:ln>
+                      <a:noFill/>
+                    </a:ln>
+                    <a:extLst>
+                      <a:ext uri="{53640926-AAD7-44D8-BBD7-CCE9431645EC}">
+                        <a14:shadowObscured xmlns:a14="http://schemas.microsoft.com/office/drawing/2010/main"/>
+                      </a:ext>
+                    </a:extLst>
+                  </pic:spPr>
+                </pic:pic>
+              </a:graphicData>
+            </a:graphic>
+          </wp:inline>
+        </w:drawing>
+      </w:r>
+    </w:p>
+    <w:p>
+      <w:pPr>
+        <w:rPr>
+          <w:lang w:val="es-419" w:eastAsia="es-MX"/>
+        </w:rPr>
+      </w:pPr>
+      <w:r>
+        <w:rPr>
+          <w:lang w:val="es-419" w:eastAsia="es-MX"/>
+        </w:rPr>
+        <w:t>Figura 1: se muestra la pantalla principal de la aplicación, la cual es un resumen de los movimientos recientes.</w:t>
+      </w:r>
+    </w:p>
+    <w:p>
+      <w:pPr>
+        <w:rPr>
+          <w:lang w:val="es-419" w:eastAsia="es-MX"/>
+        </w:rPr>
+      </w:pPr>
+    </w:p>
+    <w:p>
+      <w:pPr>
+        <w:jc w:val="center"/>
+        <w:rPr>
+          <w:lang w:val="es-419" w:eastAsia="es-MX"/>
+        </w:rPr>
+      </w:pPr>
+      <w:r>
+        <w:rPr>
+          <w:lang w:val="es-419" w:eastAsia="es-MX"/>
+        </w:rPr>
+        <w:drawing>
+          <wp:inline distT="0" distB="0" distL="0" distR="0" wp14:anchorId="3EC95C14" wp14:editId="0F13DFA9">
+            <wp:extent cx="4183380" cy="2188251"/>
+            <wp:effectExtent l="0" t="0" r="7620" b="2540"/>
+            <wp:docPr id="3" name="Imagen 3"/>
+            <wp:cNvGraphicFramePr>
+              <a:graphicFrameLocks xmlns:a="http://schemas.openxmlformats.org/drawingml/2006/main" noChangeAspect="1"/>
+            </wp:cNvGraphicFramePr>
+            <a:graphic xmlns:a="http://schemas.openxmlformats.org/drawingml/2006/main">
+              <a:graphicData uri="http://schemas.openxmlformats.org/drawingml/2006/picture">
+                <pic:pic xmlns:pic="http://schemas.openxmlformats.org/drawingml/2006/picture">
+                  <pic:nvPicPr>
+                    <pic:cNvPr id="1" name=""/>
+                    <pic:cNvPicPr/>
+                  </pic:nvPicPr>
+                  <pic:blipFill>
+                    <a:blip r:embed="rId11"/>
+                    <a:stretch>
+                      <a:fillRect/>
+                    </a:stretch>
+                  </pic:blipFill>
+                  <pic:spPr>
+                    <a:xfrm>
+                      <a:off x="0" y="0"/>
+                      <a:ext cx="4189305" cy="2191350"/>
+                    </a:xfrm>
+                    <a:prstGeom prst="rect">
+                      <a:avLst/>
+                    </a:prstGeom>
+                  </pic:spPr>
+                </pic:pic>
+              </a:graphicData>
+            </a:graphic>
+          </wp:inline>
+        </w:drawing>
+      </w:r>
+    </w:p>
+    <w:p>
+      <w:pPr>
+        <w:rPr>
+          <w:lang w:val="es-419" w:eastAsia="es-MX"/>
+        </w:rPr>
+      </w:pPr>
+      <w:r>
+        <w:rPr>
+          <w:lang w:val="es-419" w:eastAsia="es-MX"/>
+        </w:rPr>
+        <w:t>Figura 2: esta imagen muestra la segunda pantalla de la aplicación, que es un formulario para agregar un nuevo movimiento.</w:t>
+      </w:r>
+    </w:p>
+    <w:p>
+      <w:pPr>
+        <w:rPr>
+          <w:lang w:val="es-419" w:eastAsia="es-MX"/>
+        </w:rPr>
+      </w:pPr>
+      <w:r>
+        <w:rPr>
+          <w:lang w:val="es-419" w:eastAsia="es-MX"/>
+        </w:rPr>
+        <w:lastRenderedPageBreak/>
+        <w:drawing>
+          <wp:inline distT="0" distB="0" distL="0" distR="0" wp14:anchorId="3FDE9B69" wp14:editId="6FA77815">
+            <wp:extent cx="2694194" cy="2615565"/>
+            <wp:effectExtent l="0" t="0" r="0" b="0"/>
+            <wp:docPr id="6" name="Imagen 6"/>
+            <wp:cNvGraphicFramePr>
+              <a:graphicFrameLocks xmlns:a="http://schemas.openxmlformats.org/drawingml/2006/main" noChangeAspect="1"/>
+            </wp:cNvGraphicFramePr>
+            <a:graphic xmlns:a="http://schemas.openxmlformats.org/drawingml/2006/main">
+              <a:graphicData uri="http://schemas.openxmlformats.org/drawingml/2006/picture">
+                <pic:pic xmlns:pic="http://schemas.openxmlformats.org/drawingml/2006/picture">
+                  <pic:nvPicPr>
+                    <pic:cNvPr id="1" name=""/>
+                    <pic:cNvPicPr/>
+                  </pic:nvPicPr>
+                  <pic:blipFill rotWithShape="1">
+                    <a:blip r:embed="rId12"/>
+                    <a:srcRect l="1656" r="18240"/>
+                    <a:stretch/>
+                  </pic:blipFill>
+                  <pic:spPr bwMode="auto">
+                    <a:xfrm>
+                      <a:off x="0" y="0"/>
+                      <a:ext cx="2711291" cy="2632163"/>
+                    </a:xfrm>
+                    <a:prstGeom prst="rect">
+                      <a:avLst/>
+                    </a:prstGeom>
+                    <a:ln>
+                      <a:noFill/>
+                    </a:ln>
+                    <a:extLst>
+                      <a:ext uri="{53640926-AAD7-44D8-BBD7-CCE9431645EC}">
+                        <a14:shadowObscured xmlns:a14="http://schemas.microsoft.com/office/drawing/2010/main"/>
+                      </a:ext>
+                    </a:extLst>
+                  </pic:spPr>
+                </pic:pic>
+              </a:graphicData>
+            </a:graphic>
+          </wp:inline>
+        </w:drawing>
+      </w:r>
+      <w:r>
+        <w:rPr>
+          <w:lang w:val="es-419" w:eastAsia="es-MX"/>
+        </w:rPr>
+        <w:t xml:space="preserve"> </w:t>
+      </w:r>
+      <w:r>
+        <w:rPr>
+          <w:lang w:val="es-419" w:eastAsia="es-MX"/>
+        </w:rPr>
+        <w:t xml:space="preserve"> </w:t>
+      </w:r>
+      <w:r>
+        <w:rPr>
+          <w:lang w:val="es-419" w:eastAsia="es-MX"/>
+        </w:rPr>
+        <w:drawing>
+          <wp:inline distT="0" distB="0" distL="0" distR="0" wp14:anchorId="4109061B" wp14:editId="04CA4D2C">
+            <wp:extent cx="2623931" cy="2585336"/>
+            <wp:effectExtent l="0" t="0" r="5080" b="5715"/>
+            <wp:docPr id="7" name="Imagen 7"/>
+            <wp:cNvGraphicFramePr>
+              <a:graphicFrameLocks xmlns:a="http://schemas.openxmlformats.org/drawingml/2006/main" noChangeAspect="1"/>
+            </wp:cNvGraphicFramePr>
+            <a:graphic xmlns:a="http://schemas.openxmlformats.org/drawingml/2006/main">
+              <a:graphicData uri="http://schemas.openxmlformats.org/drawingml/2006/picture">
+                <pic:pic xmlns:pic="http://schemas.openxmlformats.org/drawingml/2006/picture">
+                  <pic:nvPicPr>
+                    <pic:cNvPr id="1" name=""/>
+                    <pic:cNvPicPr/>
+                  </pic:nvPicPr>
+                  <pic:blipFill rotWithShape="1">
+                    <a:blip r:embed="rId13"/>
+                    <a:srcRect l="1674" r="16516"/>
+                    <a:stretch/>
+                  </pic:blipFill>
+                  <pic:spPr bwMode="auto">
+                    <a:xfrm>
+                      <a:off x="0" y="0"/>
+                      <a:ext cx="2633500" cy="2594764"/>
+                    </a:xfrm>
+                    <a:prstGeom prst="rect">
+                      <a:avLst/>
+                    </a:prstGeom>
+                    <a:ln>
+                      <a:noFill/>
+                    </a:ln>
+                    <a:extLst>
+                      <a:ext uri="{53640926-AAD7-44D8-BBD7-CCE9431645EC}">
+                        <a14:shadowObscured xmlns:a14="http://schemas.microsoft.com/office/drawing/2010/main"/>
+                      </a:ext>
+                    </a:extLst>
+                  </pic:spPr>
+                </pic:pic>
+              </a:graphicData>
+            </a:graphic>
+          </wp:inline>
+        </w:drawing>
+      </w:r>
+    </w:p>
+    <w:p>
+      <w:pPr>
+        <w:rPr>
+          <w:lang w:val="es-419" w:eastAsia="es-MX"/>
+        </w:rPr>
+      </w:pPr>
+      <w:r>
+        <w:rPr>
+          <w:lang w:val="es-419" w:eastAsia="es-MX"/>
+        </w:rPr>
+        <w:t xml:space="preserve">Figura 3: esta imagen muestra la vista de     </w:t>
+      </w:r>
+      <w:r>
+        <w:rPr>
+          <w:lang w:val="es-419" w:eastAsia="es-MX"/>
+        </w:rPr>
+        <w:t xml:space="preserve">Figura </w:t>
+      </w:r>
+      <w:r>
+        <w:rPr>
+          <w:lang w:val="es-419" w:eastAsia="es-MX"/>
+        </w:rPr>
+        <w:t>4</w:t>
+      </w:r>
+      <w:r>
+        <w:rPr>
+          <w:lang w:val="es-419" w:eastAsia="es-MX"/>
+        </w:rPr>
+        <w:t xml:space="preserve">: esta imagen muestra la vista de </w:t>
+      </w:r>
+    </w:p>
+    <w:p>
+      <w:pPr>
+        <w:rPr>
+          <w:lang w:val="es-419" w:eastAsia="es-MX"/>
+        </w:rPr>
+      </w:pPr>
+      <w:r>
+        <w:rPr>
+          <w:lang w:val="es-419" w:eastAsia="es-MX"/>
+        </w:rPr>
+        <w:t xml:space="preserve">la aplicación con el diseño responsive </w:t>
+      </w:r>
+      <w:r>
+        <w:rPr>
+          <w:lang w:val="es-419" w:eastAsia="es-MX"/>
+        </w:rPr>
+        <w:t xml:space="preserve">          la aplicación con el diseño responsive </w:t>
+      </w:r>
+    </w:p>
+    <w:p>
+      <w:pPr>
+        <w:pStyle w:val="Ttulo1"/>
+      </w:pPr>
+      <w:bookmarkStart w:id="19" w:name="_Toc229602520"/>
+      <w:r>
+        <w:t>Conclusión</w:t>
+      </w:r>
+      <w:bookmarkEnd w:id="19"/>
+    </w:p>
+    <w:p>
+      <w:pPr>
+        <w:rPr>
+          <w:lang w:val="es-419" w:eastAsia="es-MX"/>
+        </w:rPr>
+      </w:pPr>
+      <w:r>
+        <w:rPr>
+          <w:lang w:val="es-419" w:eastAsia="es-MX"/>
+        </w:rPr>
+        <w:t xml:space="preserve">Después de realizar esta práctica logre poner en practica los conocimientos obtenidos anteriormente y </w:t>
+      </w:r>
+      <w:r>
+        <w:rPr>
+          <w:lang w:val="es-419" w:eastAsia="es-MX"/>
+        </w:rPr>
+        <w:t>comprender</w:t>
+      </w:r>
+      <w:r>
+        <w:rPr>
+          <w:lang w:val="es-419" w:eastAsia="es-MX"/>
+        </w:rPr>
+        <w:t>los</w:t>
+      </w:r>
+      <w:r>
+        <w:rPr>
+          <w:lang w:val="es-419" w:eastAsia="es-MX"/>
+        </w:rPr>
+        <w:t xml:space="preserve"> de una mejor manera</w:t>
+      </w:r>
+      <w:r>
+        <w:rPr>
+          <w:lang w:val="es-419" w:eastAsia="es-MX"/>
+        </w:rPr>
+        <w:t xml:space="preserve"> ya que esta practica engloba muchos de estos temas, como el diseño responsive y el uso de formularios para hacer la captura de la información del usuario, aunque se enfrentaron algunos problemas finalmente se logro realizarla de forma exitosa. </w:t>
+      </w:r>
+    </w:p>
+    <w:p>
+      <w:pPr>
+        <w:pStyle w:val="Ttulo1"/>
+      </w:pPr>
+      <w:bookmarkStart w:id="20" w:name="_Toc229602521"/>
+      <w:r>
+        <w:t>Código</w:t>
+      </w:r>
+      <w:bookmarkEnd w:id="20"/>
+    </w:p>
+    <w:p>
+      <w:pPr>
+        <w:rPr>
+          <w:lang w:val="es-419" w:eastAsia="es-MX"/>
+        </w:rPr>
+      </w:pPr>
+      <w:r>
+        <w:rPr>
+          <w:lang w:val="es-419" w:eastAsia="es-MX"/>
+        </w:rPr>
+        <w:t>Fragmento de código 1:</w:t>
+      </w:r>
+    </w:p>
+    <w:p>
+      <w:pPr>
+        <w:shd w:val="clear" w:color="auto" w:fill="121314"/>
+        <w:spacing w:after="0" w:line="285" w:lineRule="atLeast"/>
+        <w:jc w:val="left"/>
+        <w:rPr>
+          <w:rFonts w:ascii="Consolas" w:eastAsia="Times New Roman" w:hAnsi="Consolas" w:cs="Times New Roman"/>
+          <w:color w:val="BBBEBF"/>
+          <w:kern w:val="0"/>
+          <w:sz w:val="21"/>
+          <w:szCs w:val="21"/>
+          <w:lang w:eastAsia="es-MX"/>
+          <w14:ligatures w14:val="none"/>
+        </w:rPr>
+      </w:pPr>
+      <w:r>
+        <w:rPr>
+          <w:rFonts w:ascii="Consolas" w:eastAsia="Times New Roman" w:hAnsi="Consolas" w:cs="Times New Roman"/>
+          <w:color w:val="BBBEBF"/>
+          <w:kern w:val="0"/>
+          <w:sz w:val="21"/>
+          <w:szCs w:val="21"/>
+          <w:lang w:eastAsia="es-MX"/>
+          <w14:ligatures w14:val="none"/>
+        </w:rPr>
+        <w:t> </w:t>
+      </w:r>
+      <w:r>
+        <w:rPr>
+          <w:rFonts w:ascii="Consolas" w:eastAsia="Times New Roman" w:hAnsi="Consolas" w:cs="Times New Roman"/>
+          <w:color w:val="808080"/>
+          <w:kern w:val="0"/>
+          <w:sz w:val="21"/>
+          <w:szCs w:val="21"/>
+          <w:lang w:eastAsia="es-MX"/>
+          <w14:ligatures w14:val="none"/>
+        </w:rPr>
+        <w:t>&lt;</w:t>
+      </w:r>
+      <w:proofErr w:type="spellStart"/>
+      <w:r>
+        <w:rPr>
+          <w:rFonts w:ascii="Consolas" w:eastAsia="Times New Roman" w:hAnsi="Consolas" w:cs="Times New Roman"/>
+          <w:color w:val="7EE787"/>
+          <w:kern w:val="0"/>
+          <w:sz w:val="21"/>
+          <w:szCs w:val="21"/>
+          <w:lang w:eastAsia="es-MX"/>
+          <w14:ligatures w14:val="none"/>
+        </w:rPr>
+        <w:t>header</w:t>
+      </w:r>
+      <w:proofErr w:type="spellEnd"/>
+      <w:r>
+        <w:rPr>
+          <w:rFonts w:ascii="Consolas" w:eastAsia="Times New Roman" w:hAnsi="Consolas" w:cs="Times New Roman"/>
+          <w:color w:val="808080"/>
+          <w:kern w:val="0"/>
+          <w:sz w:val="21"/>
+          <w:szCs w:val="21"/>
+          <w:lang w:eastAsia="es-MX"/>
+          <w14:ligatures w14:val="none"/>
+        </w:rPr>
+        <w:t>&gt;</w:t>
+      </w:r>
+      <w:r>
+        <w:rPr>
+          <w:rFonts w:ascii="Consolas" w:eastAsia="Times New Roman" w:hAnsi="Consolas" w:cs="Times New Roman"/>
+          <w:color w:val="BBBEBF"/>
+          <w:kern w:val="0"/>
+          <w:sz w:val="21"/>
+          <w:szCs w:val="21"/>
+          <w:lang w:eastAsia="es-MX"/>
+          <w14:ligatures w14:val="none"/>
+        </w:rPr>
+        <w:t xml:space="preserve"> </w:t>
+      </w:r>
+      <w:proofErr w:type="gramStart"/>
+      <w:r>
+        <w:rPr>
+          <w:rFonts w:ascii="Consolas" w:eastAsia="Times New Roman" w:hAnsi="Consolas" w:cs="Times New Roman"/>
+          <w:color w:val="8B949E"/>
+          <w:kern w:val="0"/>
+          <w:sz w:val="21"/>
+          <w:szCs w:val="21"/>
+          <w:lang w:eastAsia="es-MX"/>
+          <w14:ligatures w14:val="none"/>
+        </w:rPr>
+        <w:t>&lt;!--</w:t>
+      </w:r>
+      <w:proofErr w:type="gramEnd"/>
+      <w:r>
+        <w:rPr>
+          <w:rFonts w:ascii="Consolas" w:eastAsia="Times New Roman" w:hAnsi="Consolas" w:cs="Times New Roman"/>
+          <w:color w:val="8B949E"/>
+          <w:kern w:val="0"/>
+          <w:sz w:val="21"/>
+          <w:szCs w:val="21"/>
+          <w:lang w:eastAsia="es-MX"/>
+          <w14:ligatures w14:val="none"/>
+        </w:rPr>
+        <w:t>es para mostrar datos en la parte superior de la pagina --&gt;</w:t>
+      </w:r>
+    </w:p>
+    <w:p>
+      <w:pPr>
+        <w:shd w:val="clear" w:color="auto" w:fill="121314"/>
+        <w:spacing w:after="0" w:line="285" w:lineRule="atLeast"/>
+        <w:jc w:val="left"/>
+        <w:rPr>
+          <w:rFonts w:ascii="Consolas" w:eastAsia="Times New Roman" w:hAnsi="Consolas" w:cs="Times New Roman"/>
+          <w:color w:val="BBBEBF"/>
+          <w:kern w:val="0"/>
+          <w:sz w:val="21"/>
+          <w:szCs w:val="21"/>
+          <w:lang w:eastAsia="es-MX"/>
+          <w14:ligatures w14:val="none"/>
+        </w:rPr>
+      </w:pPr>
+      <w:r>
+        <w:rPr>
+          <w:rFonts w:ascii="Consolas" w:eastAsia="Times New Roman" w:hAnsi="Consolas" w:cs="Times New Roman"/>
+          <w:color w:val="BBBEBF"/>
+          <w:kern w:val="0"/>
+          <w:sz w:val="21"/>
+          <w:szCs w:val="21"/>
+          <w:lang w:eastAsia="es-MX"/>
+          <w14:ligatures w14:val="none"/>
+        </w:rPr>
+        <w:t xml:space="preserve">        </w:t>
+      </w:r>
+      <w:r>
+        <w:rPr>
+          <w:rFonts w:ascii="Consolas" w:eastAsia="Times New Roman" w:hAnsi="Consolas" w:cs="Times New Roman"/>
+          <w:color w:val="808080"/>
+          <w:kern w:val="0"/>
+          <w:sz w:val="21"/>
+          <w:szCs w:val="21"/>
+          <w:lang w:eastAsia="es-MX"/>
+          <w14:ligatures w14:val="none"/>
+        </w:rPr>
+        <w:t>&lt;</w:t>
+      </w:r>
+      <w:proofErr w:type="spellStart"/>
+      <w:r>
+        <w:rPr>
+          <w:rFonts w:ascii="Consolas" w:eastAsia="Times New Roman" w:hAnsi="Consolas" w:cs="Times New Roman"/>
+          <w:color w:val="7EE787"/>
+          <w:kern w:val="0"/>
+          <w:sz w:val="21"/>
+          <w:szCs w:val="21"/>
+          <w:lang w:eastAsia="es-MX"/>
+          <w14:ligatures w14:val="none"/>
+        </w:rPr>
+        <w:t>div</w:t>
+      </w:r>
+      <w:proofErr w:type="spellEnd"/>
+      <w:r>
+        <w:rPr>
+          <w:rFonts w:ascii="Consolas" w:eastAsia="Times New Roman" w:hAnsi="Consolas" w:cs="Times New Roman"/>
+          <w:color w:val="BBBEBF"/>
+          <w:kern w:val="0"/>
+          <w:sz w:val="21"/>
+          <w:szCs w:val="21"/>
+          <w:lang w:eastAsia="es-MX"/>
+          <w14:ligatures w14:val="none"/>
+        </w:rPr>
+        <w:t xml:space="preserve"> </w:t>
+      </w:r>
+      <w:proofErr w:type="spellStart"/>
+      <w:r>
+        <w:rPr>
+          <w:rFonts w:ascii="Consolas" w:eastAsia="Times New Roman" w:hAnsi="Consolas" w:cs="Times New Roman"/>
+          <w:color w:val="9CDCFE"/>
+          <w:kern w:val="0"/>
+          <w:sz w:val="21"/>
+          <w:szCs w:val="21"/>
+          <w:lang w:eastAsia="es-MX"/>
+          <w14:ligatures w14:val="none"/>
+        </w:rPr>
+        <w:t>class</w:t>
+      </w:r>
+      <w:proofErr w:type="spellEnd"/>
+      <w:r>
+        <w:rPr>
+          <w:rFonts w:ascii="Consolas" w:eastAsia="Times New Roman" w:hAnsi="Consolas" w:cs="Times New Roman"/>
+          <w:color w:val="BBBEBF"/>
+          <w:kern w:val="0"/>
+          <w:sz w:val="21"/>
+          <w:szCs w:val="21"/>
+          <w:lang w:eastAsia="es-MX"/>
+          <w14:ligatures w14:val="none"/>
+        </w:rPr>
+        <w:t>=</w:t>
+      </w:r>
+      <w:r>
+        <w:rPr>
+          <w:rFonts w:ascii="Consolas" w:eastAsia="Times New Roman" w:hAnsi="Consolas" w:cs="Times New Roman"/>
+          <w:color w:val="A5D6FF"/>
+          <w:kern w:val="0"/>
+          <w:sz w:val="21"/>
+          <w:szCs w:val="21"/>
+          <w:lang w:eastAsia="es-MX"/>
+          <w14:ligatures w14:val="none"/>
+        </w:rPr>
+        <w:t>"container"</w:t>
+      </w:r>
+      <w:r>
+        <w:rPr>
+          <w:rFonts w:ascii="Consolas" w:eastAsia="Times New Roman" w:hAnsi="Consolas" w:cs="Times New Roman"/>
+          <w:color w:val="808080"/>
+          <w:kern w:val="0"/>
+          <w:sz w:val="21"/>
+          <w:szCs w:val="21"/>
+          <w:lang w:eastAsia="es-MX"/>
+          <w14:ligatures w14:val="none"/>
+        </w:rPr>
+        <w:t>&gt;</w:t>
+      </w:r>
+      <w:r>
+        <w:rPr>
+          <w:rFonts w:ascii="Consolas" w:eastAsia="Times New Roman" w:hAnsi="Consolas" w:cs="Times New Roman"/>
+          <w:color w:val="BBBEBF"/>
+          <w:kern w:val="0"/>
+          <w:sz w:val="21"/>
+          <w:szCs w:val="21"/>
+          <w:lang w:eastAsia="es-MX"/>
+          <w14:ligatures w14:val="none"/>
+        </w:rPr>
+        <w:t xml:space="preserve"> </w:t>
+      </w:r>
+      <w:proofErr w:type="gramStart"/>
+      <w:r>
+        <w:rPr>
+          <w:rFonts w:ascii="Consolas" w:eastAsia="Times New Roman" w:hAnsi="Consolas" w:cs="Times New Roman"/>
+          <w:color w:val="8B949E"/>
+          <w:kern w:val="0"/>
+          <w:sz w:val="21"/>
+          <w:szCs w:val="21"/>
+          <w:lang w:eastAsia="es-MX"/>
+          <w14:ligatures w14:val="none"/>
+        </w:rPr>
+        <w:t>&lt;!--</w:t>
+      </w:r>
+      <w:proofErr w:type="gramEnd"/>
+      <w:r>
+        <w:rPr>
+          <w:rFonts w:ascii="Consolas" w:eastAsia="Times New Roman" w:hAnsi="Consolas" w:cs="Times New Roman"/>
+          <w:color w:val="8B949E"/>
+          <w:kern w:val="0"/>
+          <w:sz w:val="21"/>
+          <w:szCs w:val="21"/>
+          <w:lang w:eastAsia="es-MX"/>
+          <w14:ligatures w14:val="none"/>
+        </w:rPr>
+        <w:t>crea un contendor y le asigna una clase de nombre container --&gt;</w:t>
+      </w:r>
+    </w:p>
+    <w:p>
+      <w:pPr>
+        <w:shd w:val="clear" w:color="auto" w:fill="121314"/>
+        <w:spacing w:after="0" w:line="285" w:lineRule="atLeast"/>
+        <w:jc w:val="left"/>
+        <w:rPr>
+          <w:rFonts w:ascii="Consolas" w:eastAsia="Times New Roman" w:hAnsi="Consolas" w:cs="Times New Roman"/>
+          <w:color w:val="BBBEBF"/>
+          <w:kern w:val="0"/>
+          <w:sz w:val="21"/>
+          <w:szCs w:val="21"/>
+          <w:lang w:eastAsia="es-MX"/>
+          <w14:ligatures w14:val="none"/>
+        </w:rPr>
+      </w:pPr>
+      <w:r>
+        <w:rPr>
+          <w:rFonts w:ascii="Consolas" w:eastAsia="Times New Roman" w:hAnsi="Consolas" w:cs="Times New Roman"/>
+          <w:color w:val="BBBEBF"/>
+          <w:kern w:val="0"/>
+          <w:sz w:val="21"/>
+          <w:szCs w:val="21"/>
+          <w:lang w:eastAsia="es-MX"/>
+          <w14:ligatures w14:val="none"/>
+        </w:rPr>
+        <w:t xml:space="preserve">            </w:t>
+      </w:r>
+      <w:r>
+        <w:rPr>
+          <w:rFonts w:ascii="Consolas" w:eastAsia="Times New Roman" w:hAnsi="Consolas" w:cs="Times New Roman"/>
+          <w:color w:val="808080"/>
+          <w:kern w:val="0"/>
+          <w:sz w:val="21"/>
+          <w:szCs w:val="21"/>
+          <w:lang w:eastAsia="es-MX"/>
+          <w14:ligatures w14:val="none"/>
+        </w:rPr>
+        <w:t>&lt;</w:t>
+      </w:r>
+      <w:r>
+        <w:rPr>
+          <w:rFonts w:ascii="Consolas" w:eastAsia="Times New Roman" w:hAnsi="Consolas" w:cs="Times New Roman"/>
+          <w:color w:val="7EE787"/>
+          <w:kern w:val="0"/>
+          <w:sz w:val="21"/>
+          <w:szCs w:val="21"/>
+          <w:lang w:eastAsia="es-MX"/>
+          <w14:ligatures w14:val="none"/>
+        </w:rPr>
+        <w:t>p</w:t>
+      </w:r>
+      <w:r>
+        <w:rPr>
+          <w:rFonts w:ascii="Consolas" w:eastAsia="Times New Roman" w:hAnsi="Consolas" w:cs="Times New Roman"/>
+          <w:color w:val="808080"/>
+          <w:kern w:val="0"/>
+          <w:sz w:val="21"/>
+          <w:szCs w:val="21"/>
+          <w:lang w:eastAsia="es-MX"/>
+          <w14:ligatures w14:val="none"/>
+        </w:rPr>
+        <w:t>&gt;</w:t>
+      </w:r>
+      <w:r>
+        <w:rPr>
+          <w:rFonts w:ascii="Consolas" w:eastAsia="Times New Roman" w:hAnsi="Consolas" w:cs="Times New Roman"/>
+          <w:color w:val="BBBEBF"/>
+          <w:kern w:val="0"/>
+          <w:sz w:val="21"/>
+          <w:szCs w:val="21"/>
+          <w:lang w:eastAsia="es-MX"/>
+          <w14:ligatures w14:val="none"/>
+        </w:rPr>
+        <w:t xml:space="preserve">Hola, </w:t>
+      </w:r>
+      <w:r>
+        <w:rPr>
+          <w:rFonts w:ascii="Consolas" w:eastAsia="Times New Roman" w:hAnsi="Consolas" w:cs="Times New Roman"/>
+          <w:color w:val="808080"/>
+          <w:kern w:val="0"/>
+          <w:sz w:val="21"/>
+          <w:szCs w:val="21"/>
+          <w:lang w:eastAsia="es-MX"/>
+          <w14:ligatures w14:val="none"/>
+        </w:rPr>
+        <w:t>&lt;</w:t>
+      </w:r>
+      <w:proofErr w:type="spellStart"/>
+      <w:r>
+        <w:rPr>
+          <w:rFonts w:ascii="Consolas" w:eastAsia="Times New Roman" w:hAnsi="Consolas" w:cs="Times New Roman"/>
+          <w:color w:val="7EE787"/>
+          <w:kern w:val="0"/>
+          <w:sz w:val="21"/>
+          <w:szCs w:val="21"/>
+          <w:lang w:eastAsia="es-MX"/>
+          <w14:ligatures w14:val="none"/>
+        </w:rPr>
+        <w:t>strong</w:t>
+      </w:r>
+      <w:proofErr w:type="spellEnd"/>
+      <w:r>
+        <w:rPr>
+          <w:rFonts w:ascii="Consolas" w:eastAsia="Times New Roman" w:hAnsi="Consolas" w:cs="Times New Roman"/>
+          <w:color w:val="808080"/>
+          <w:kern w:val="0"/>
+          <w:sz w:val="21"/>
+          <w:szCs w:val="21"/>
+          <w:lang w:eastAsia="es-MX"/>
+          <w14:ligatures w14:val="none"/>
+        </w:rPr>
+        <w:t>&gt;</w:t>
+      </w:r>
+      <w:r>
+        <w:rPr>
+          <w:rFonts w:ascii="Consolas" w:eastAsia="Times New Roman" w:hAnsi="Consolas" w:cs="Times New Roman"/>
+          <w:color w:val="569CD6"/>
+          <w:kern w:val="0"/>
+          <w:sz w:val="21"/>
+          <w:szCs w:val="21"/>
+          <w:lang w:eastAsia="es-MX"/>
+          <w14:ligatures w14:val="none"/>
+        </w:rPr>
+        <w:t>&lt;?php</w:t>
+      </w:r>
+      <w:r>
+        <w:rPr>
+          <w:rFonts w:ascii="Consolas" w:eastAsia="Times New Roman" w:hAnsi="Consolas" w:cs="Times New Roman"/>
+          <w:color w:val="D4D4D4"/>
+          <w:kern w:val="0"/>
+          <w:sz w:val="21"/>
+          <w:szCs w:val="21"/>
+          <w:lang w:eastAsia="es-MX"/>
+          <w14:ligatures w14:val="none"/>
+        </w:rPr>
+        <w:t xml:space="preserve"> </w:t>
+      </w:r>
+      <w:r>
+        <w:rPr>
+          <w:rFonts w:ascii="Consolas" w:eastAsia="Times New Roman" w:hAnsi="Consolas" w:cs="Times New Roman"/>
+          <w:color w:val="DCDCAA"/>
+          <w:kern w:val="0"/>
+          <w:sz w:val="21"/>
+          <w:szCs w:val="21"/>
+          <w:lang w:eastAsia="es-MX"/>
+          <w14:ligatures w14:val="none"/>
+        </w:rPr>
+        <w:t>echo</w:t>
+      </w:r>
+      <w:r>
+        <w:rPr>
+          <w:rFonts w:ascii="Consolas" w:eastAsia="Times New Roman" w:hAnsi="Consolas" w:cs="Times New Roman"/>
+          <w:color w:val="D4D4D4"/>
+          <w:kern w:val="0"/>
+          <w:sz w:val="21"/>
+          <w:szCs w:val="21"/>
+          <w:lang w:eastAsia="es-MX"/>
+          <w14:ligatures w14:val="none"/>
+        </w:rPr>
+        <w:t xml:space="preserve"> </w:t>
+      </w:r>
+      <w:r>
+        <w:rPr>
+          <w:rFonts w:ascii="Consolas" w:eastAsia="Times New Roman" w:hAnsi="Consolas" w:cs="Times New Roman"/>
+          <w:color w:val="C9D1D9"/>
+          <w:kern w:val="0"/>
+          <w:sz w:val="21"/>
+          <w:szCs w:val="21"/>
+          <w:lang w:eastAsia="es-MX"/>
+          <w14:ligatures w14:val="none"/>
+        </w:rPr>
+        <w:t>$usuario</w:t>
+      </w:r>
+      <w:proofErr w:type="gramStart"/>
+      <w:r>
+        <w:rPr>
+          <w:rFonts w:ascii="Consolas" w:eastAsia="Times New Roman" w:hAnsi="Consolas" w:cs="Times New Roman"/>
+          <w:color w:val="D4D4D4"/>
+          <w:kern w:val="0"/>
+          <w:sz w:val="21"/>
+          <w:szCs w:val="21"/>
+          <w:lang w:eastAsia="es-MX"/>
+          <w14:ligatures w14:val="none"/>
+        </w:rPr>
+        <w:t xml:space="preserve">; </w:t>
+      </w:r>
+      <w:r>
+        <w:rPr>
+          <w:rFonts w:ascii="Consolas" w:eastAsia="Times New Roman" w:hAnsi="Consolas" w:cs="Times New Roman"/>
+          <w:color w:val="569CD6"/>
+          <w:kern w:val="0"/>
+          <w:sz w:val="21"/>
+          <w:szCs w:val="21"/>
+          <w:lang w:eastAsia="es-MX"/>
+          <w14:ligatures w14:val="none"/>
+        </w:rPr>
+        <w:t>?</w:t>
+      </w:r>
+      <w:proofErr w:type="gramEnd"/>
+      <w:r>
+        <w:rPr>
+          <w:rFonts w:ascii="Consolas" w:eastAsia="Times New Roman" w:hAnsi="Consolas" w:cs="Times New Roman"/>
+          <w:color w:val="569CD6"/>
+          <w:kern w:val="0"/>
+          <w:sz w:val="21"/>
+          <w:szCs w:val="21"/>
+          <w:lang w:eastAsia="es-MX"/>
+          <w14:ligatures w14:val="none"/>
+        </w:rPr>
+        <w:t>&gt;</w:t>
+      </w:r>
+      <w:r>
+        <w:rPr>
+          <w:rFonts w:ascii="Consolas" w:eastAsia="Times New Roman" w:hAnsi="Consolas" w:cs="Times New Roman"/>
+          <w:color w:val="808080"/>
+          <w:kern w:val="0"/>
+          <w:sz w:val="21"/>
+          <w:szCs w:val="21"/>
+          <w:lang w:eastAsia="es-MX"/>
+          <w14:ligatures w14:val="none"/>
+        </w:rPr>
+        <w:t>&lt;/</w:t>
+      </w:r>
+      <w:proofErr w:type="spellStart"/>
+      <w:r>
+        <w:rPr>
+          <w:rFonts w:ascii="Consolas" w:eastAsia="Times New Roman" w:hAnsi="Consolas" w:cs="Times New Roman"/>
+          <w:color w:val="7EE787"/>
+          <w:kern w:val="0"/>
+          <w:sz w:val="21"/>
+          <w:szCs w:val="21"/>
+          <w:lang w:eastAsia="es-MX"/>
+          <w14:ligatures w14:val="none"/>
+        </w:rPr>
+        <w:t>strong</w:t>
+      </w:r>
+      <w:proofErr w:type="spellEnd"/>
+      <w:r>
+        <w:rPr>
+          <w:rFonts w:ascii="Consolas" w:eastAsia="Times New Roman" w:hAnsi="Consolas" w:cs="Times New Roman"/>
+          <w:color w:val="808080"/>
+          <w:kern w:val="0"/>
+          <w:sz w:val="21"/>
+          <w:szCs w:val="21"/>
+          <w:lang w:eastAsia="es-MX"/>
+          <w14:ligatures w14:val="none"/>
+        </w:rPr>
+        <w:t>&gt;&lt;/</w:t>
+      </w:r>
+      <w:r>
+        <w:rPr>
+          <w:rFonts w:ascii="Consolas" w:eastAsia="Times New Roman" w:hAnsi="Consolas" w:cs="Times New Roman"/>
+          <w:color w:val="7EE787"/>
+          <w:kern w:val="0"/>
+          <w:sz w:val="21"/>
+          <w:szCs w:val="21"/>
+          <w:lang w:eastAsia="es-MX"/>
+          <w14:ligatures w14:val="none"/>
+        </w:rPr>
+        <w:t>p</w:t>
+      </w:r>
+      <w:r>
+        <w:rPr>
+          <w:rFonts w:ascii="Consolas" w:eastAsia="Times New Roman" w:hAnsi="Consolas" w:cs="Times New Roman"/>
+          <w:color w:val="808080"/>
+          <w:kern w:val="0"/>
+          <w:sz w:val="21"/>
+          <w:szCs w:val="21"/>
+          <w:lang w:eastAsia="es-MX"/>
+          <w14:ligatures w14:val="none"/>
+        </w:rPr>
+        <w:t>&gt;</w:t>
+      </w:r>
+      <w:r>
+        <w:rPr>
+          <w:rFonts w:ascii="Consolas" w:eastAsia="Times New Roman" w:hAnsi="Consolas" w:cs="Times New Roman"/>
+          <w:color w:val="BBBEBF"/>
+          <w:kern w:val="0"/>
+          <w:sz w:val="21"/>
+          <w:szCs w:val="21"/>
+          <w:lang w:eastAsia="es-MX"/>
+          <w14:ligatures w14:val="none"/>
+        </w:rPr>
+        <w:t xml:space="preserve"> </w:t>
+      </w:r>
+      <w:r>
+        <w:rPr>
+          <w:rFonts w:ascii="Consolas" w:eastAsia="Times New Roman" w:hAnsi="Consolas" w:cs="Times New Roman"/>
+          <w:color w:val="8B949E"/>
+          <w:kern w:val="0"/>
+          <w:sz w:val="21"/>
+          <w:szCs w:val="21"/>
+          <w:lang w:eastAsia="es-MX"/>
+          <w14:ligatures w14:val="none"/>
+        </w:rPr>
+        <w:t>&lt;!--este es el mensaje que se muestra en la pantalla del usuario --&gt;</w:t>
+      </w:r>
+    </w:p>
+    <w:p>
+      <w:pPr>
+        <w:shd w:val="clear" w:color="auto" w:fill="121314"/>
+        <w:spacing w:after="0" w:line="285" w:lineRule="atLeast"/>
+        <w:jc w:val="left"/>
+        <w:rPr>
+          <w:rFonts w:ascii="Consolas" w:eastAsia="Times New Roman" w:hAnsi="Consolas" w:cs="Times New Roman"/>
+          <w:color w:val="BBBEBF"/>
+          <w:kern w:val="0"/>
+          <w:sz w:val="21"/>
+          <w:szCs w:val="21"/>
+          <w:lang w:eastAsia="es-MX"/>
+          <w14:ligatures w14:val="none"/>
+        </w:rPr>
+      </w:pPr>
+      <w:r>
+        <w:rPr>
+          <w:rFonts w:ascii="Consolas" w:eastAsia="Times New Roman" w:hAnsi="Consolas" w:cs="Times New Roman"/>
+          <w:color w:val="BBBEBF"/>
+          <w:kern w:val="0"/>
+          <w:sz w:val="21"/>
+          <w:szCs w:val="21"/>
+          <w:lang w:eastAsia="es-MX"/>
+          <w14:ligatures w14:val="none"/>
+        </w:rPr>
+        <w:t xml:space="preserve">            </w:t>
+      </w:r>
+      <w:r>
+        <w:rPr>
+          <w:rFonts w:ascii="Consolas" w:eastAsia="Times New Roman" w:hAnsi="Consolas" w:cs="Times New Roman"/>
+          <w:color w:val="808080"/>
+          <w:kern w:val="0"/>
+          <w:sz w:val="21"/>
+          <w:szCs w:val="21"/>
+          <w:lang w:eastAsia="es-MX"/>
+          <w14:ligatures w14:val="none"/>
+        </w:rPr>
+        <w:t>&lt;</w:t>
+      </w:r>
+      <w:proofErr w:type="spellStart"/>
+      <w:r>
+        <w:rPr>
+          <w:rFonts w:ascii="Consolas" w:eastAsia="Times New Roman" w:hAnsi="Consolas" w:cs="Times New Roman"/>
+          <w:color w:val="7EE787"/>
+          <w:kern w:val="0"/>
+          <w:sz w:val="21"/>
+          <w:szCs w:val="21"/>
+          <w:lang w:eastAsia="es-MX"/>
+          <w14:ligatures w14:val="none"/>
+        </w:rPr>
+        <w:t>span</w:t>
+      </w:r>
+      <w:proofErr w:type="spellEnd"/>
+      <w:r>
+        <w:rPr>
+          <w:rFonts w:ascii="Consolas" w:eastAsia="Times New Roman" w:hAnsi="Consolas" w:cs="Times New Roman"/>
+          <w:color w:val="BBBEBF"/>
+          <w:kern w:val="0"/>
+          <w:sz w:val="21"/>
+          <w:szCs w:val="21"/>
+          <w:lang w:eastAsia="es-MX"/>
+          <w14:ligatures w14:val="none"/>
+        </w:rPr>
+        <w:t xml:space="preserve"> </w:t>
+      </w:r>
+      <w:proofErr w:type="spellStart"/>
+      <w:r>
+        <w:rPr>
+          <w:rFonts w:ascii="Consolas" w:eastAsia="Times New Roman" w:hAnsi="Consolas" w:cs="Times New Roman"/>
+          <w:color w:val="9CDCFE"/>
+          <w:kern w:val="0"/>
+          <w:sz w:val="21"/>
+          <w:szCs w:val="21"/>
+          <w:lang w:eastAsia="es-MX"/>
+          <w14:ligatures w14:val="none"/>
+        </w:rPr>
+        <w:t>class</w:t>
+      </w:r>
+      <w:proofErr w:type="spellEnd"/>
+      <w:r>
+        <w:rPr>
+          <w:rFonts w:ascii="Consolas" w:eastAsia="Times New Roman" w:hAnsi="Consolas" w:cs="Times New Roman"/>
+          <w:color w:val="BBBEBF"/>
+          <w:kern w:val="0"/>
+          <w:sz w:val="21"/>
+          <w:szCs w:val="21"/>
+          <w:lang w:eastAsia="es-MX"/>
+          <w14:ligatures w14:val="none"/>
+        </w:rPr>
+        <w:t>=</w:t>
+      </w:r>
+      <w:r>
+        <w:rPr>
+          <w:rFonts w:ascii="Consolas" w:eastAsia="Times New Roman" w:hAnsi="Consolas" w:cs="Times New Roman"/>
+          <w:color w:val="A5D6FF"/>
+          <w:kern w:val="0"/>
+          <w:sz w:val="21"/>
+          <w:szCs w:val="21"/>
+          <w:lang w:eastAsia="es-MX"/>
+          <w14:ligatures w14:val="none"/>
+        </w:rPr>
+        <w:t>"balance-</w:t>
+      </w:r>
+      <w:proofErr w:type="spellStart"/>
+      <w:r>
+        <w:rPr>
+          <w:rFonts w:ascii="Consolas" w:eastAsia="Times New Roman" w:hAnsi="Consolas" w:cs="Times New Roman"/>
+          <w:color w:val="A5D6FF"/>
+          <w:kern w:val="0"/>
+          <w:sz w:val="21"/>
+          <w:szCs w:val="21"/>
+          <w:lang w:eastAsia="es-MX"/>
+          <w14:ligatures w14:val="none"/>
+        </w:rPr>
+        <w:t>label</w:t>
+      </w:r>
+      <w:proofErr w:type="spellEnd"/>
+      <w:r>
+        <w:rPr>
+          <w:rFonts w:ascii="Consolas" w:eastAsia="Times New Roman" w:hAnsi="Consolas" w:cs="Times New Roman"/>
+          <w:color w:val="A5D6FF"/>
+          <w:kern w:val="0"/>
+          <w:sz w:val="21"/>
+          <w:szCs w:val="21"/>
+          <w:lang w:eastAsia="es-MX"/>
+          <w14:ligatures w14:val="none"/>
+        </w:rPr>
+        <w:t>"</w:t>
+      </w:r>
+      <w:r>
+        <w:rPr>
+          <w:rFonts w:ascii="Consolas" w:eastAsia="Times New Roman" w:hAnsi="Consolas" w:cs="Times New Roman"/>
+          <w:color w:val="808080"/>
+          <w:kern w:val="0"/>
+          <w:sz w:val="21"/>
+          <w:szCs w:val="21"/>
+          <w:lang w:eastAsia="es-MX"/>
+          <w14:ligatures w14:val="none"/>
+        </w:rPr>
+        <w:t>&gt;</w:t>
+      </w:r>
+      <w:r>
+        <w:rPr>
+          <w:rFonts w:ascii="Consolas" w:eastAsia="Times New Roman" w:hAnsi="Consolas" w:cs="Times New Roman"/>
+          <w:color w:val="BBBEBF"/>
+          <w:kern w:val="0"/>
+          <w:sz w:val="21"/>
+          <w:szCs w:val="21"/>
+          <w:lang w:eastAsia="es-MX"/>
+          <w14:ligatures w14:val="none"/>
+        </w:rPr>
+        <w:t>Saldo disponible</w:t>
+      </w:r>
+      <w:r>
+        <w:rPr>
+          <w:rFonts w:ascii="Consolas" w:eastAsia="Times New Roman" w:hAnsi="Consolas" w:cs="Times New Roman"/>
+          <w:color w:val="808080"/>
+          <w:kern w:val="0"/>
+          <w:sz w:val="21"/>
+          <w:szCs w:val="21"/>
+          <w:lang w:eastAsia="es-MX"/>
+          <w14:ligatures w14:val="none"/>
+        </w:rPr>
+        <w:t>&lt;/</w:t>
+      </w:r>
+      <w:proofErr w:type="spellStart"/>
+      <w:r>
+        <w:rPr>
+          <w:rFonts w:ascii="Consolas" w:eastAsia="Times New Roman" w:hAnsi="Consolas" w:cs="Times New Roman"/>
+          <w:color w:val="7EE787"/>
+          <w:kern w:val="0"/>
+          <w:sz w:val="21"/>
+          <w:szCs w:val="21"/>
+          <w:lang w:eastAsia="es-MX"/>
+          <w14:ligatures w14:val="none"/>
+        </w:rPr>
+        <w:t>span</w:t>
+      </w:r>
+      <w:proofErr w:type="spellEnd"/>
+      <w:r>
+        <w:rPr>
+          <w:rFonts w:ascii="Consolas" w:eastAsia="Times New Roman" w:hAnsi="Consolas" w:cs="Times New Roman"/>
+          <w:color w:val="808080"/>
+          <w:kern w:val="0"/>
+          <w:sz w:val="21"/>
+          <w:szCs w:val="21"/>
+          <w:lang w:eastAsia="es-MX"/>
+          <w14:ligatures w14:val="none"/>
+        </w:rPr>
+        <w:t>&gt;</w:t>
+      </w:r>
+      <w:r>
+        <w:rPr>
+          <w:rFonts w:ascii="Consolas" w:eastAsia="Times New Roman" w:hAnsi="Consolas" w:cs="Times New Roman"/>
+          <w:color w:val="BBBEBF"/>
+          <w:kern w:val="0"/>
+          <w:sz w:val="21"/>
+          <w:szCs w:val="21"/>
+          <w:lang w:eastAsia="es-MX"/>
+          <w14:ligatures w14:val="none"/>
+        </w:rPr>
+        <w:t xml:space="preserve"> </w:t>
+      </w:r>
+      <w:proofErr w:type="gramStart"/>
+      <w:r>
+        <w:rPr>
+          <w:rFonts w:ascii="Consolas" w:eastAsia="Times New Roman" w:hAnsi="Consolas" w:cs="Times New Roman"/>
+          <w:color w:val="8B949E"/>
+          <w:kern w:val="0"/>
+          <w:sz w:val="21"/>
+          <w:szCs w:val="21"/>
+          <w:lang w:eastAsia="es-MX"/>
+          <w14:ligatures w14:val="none"/>
+        </w:rPr>
+        <w:t>&lt;!--</w:t>
+      </w:r>
+      <w:proofErr w:type="gramEnd"/>
+      <w:r>
+        <w:rPr>
+          <w:rFonts w:ascii="Consolas" w:eastAsia="Times New Roman" w:hAnsi="Consolas" w:cs="Times New Roman"/>
+          <w:color w:val="8B949E"/>
+          <w:kern w:val="0"/>
+          <w:sz w:val="21"/>
+          <w:szCs w:val="21"/>
+          <w:lang w:eastAsia="es-MX"/>
+          <w14:ligatures w14:val="none"/>
+        </w:rPr>
+        <w:t xml:space="preserve">en esta </w:t>
+      </w:r>
+      <w:proofErr w:type="spellStart"/>
+      <w:r>
+        <w:rPr>
+          <w:rFonts w:ascii="Consolas" w:eastAsia="Times New Roman" w:hAnsi="Consolas" w:cs="Times New Roman"/>
+          <w:color w:val="8B949E"/>
+          <w:kern w:val="0"/>
+          <w:sz w:val="21"/>
+          <w:szCs w:val="21"/>
+          <w:lang w:eastAsia="es-MX"/>
+          <w14:ligatures w14:val="none"/>
+        </w:rPr>
+        <w:t>linea</w:t>
+      </w:r>
+      <w:proofErr w:type="spellEnd"/>
+      <w:r>
+        <w:rPr>
+          <w:rFonts w:ascii="Consolas" w:eastAsia="Times New Roman" w:hAnsi="Consolas" w:cs="Times New Roman"/>
+          <w:color w:val="8B949E"/>
+          <w:kern w:val="0"/>
+          <w:sz w:val="21"/>
+          <w:szCs w:val="21"/>
+          <w:lang w:eastAsia="es-MX"/>
+          <w14:ligatures w14:val="none"/>
+        </w:rPr>
+        <w:t xml:space="preserve"> se utiliza una etiqueta que crea una pequeña cajita y se le asigna una clase de nombre balance-</w:t>
+      </w:r>
+      <w:proofErr w:type="spellStart"/>
+      <w:r>
+        <w:rPr>
+          <w:rFonts w:ascii="Consolas" w:eastAsia="Times New Roman" w:hAnsi="Consolas" w:cs="Times New Roman"/>
+          <w:color w:val="8B949E"/>
+          <w:kern w:val="0"/>
+          <w:sz w:val="21"/>
+          <w:szCs w:val="21"/>
+          <w:lang w:eastAsia="es-MX"/>
+          <w14:ligatures w14:val="none"/>
+        </w:rPr>
+        <w:t>label</w:t>
+      </w:r>
+      <w:proofErr w:type="spellEnd"/>
+      <w:r>
+        <w:rPr>
+          <w:rFonts w:ascii="Consolas" w:eastAsia="Times New Roman" w:hAnsi="Consolas" w:cs="Times New Roman"/>
+          <w:color w:val="8B949E"/>
+          <w:kern w:val="0"/>
+          <w:sz w:val="21"/>
+          <w:szCs w:val="21"/>
+          <w:lang w:eastAsia="es-MX"/>
+          <w14:ligatures w14:val="none"/>
+        </w:rPr>
+        <w:t xml:space="preserve"> y tiene un texto que dice saldo </w:t>
+      </w:r>
+      <w:proofErr w:type="spellStart"/>
+      <w:r>
+        <w:rPr>
+          <w:rFonts w:ascii="Consolas" w:eastAsia="Times New Roman" w:hAnsi="Consolas" w:cs="Times New Roman"/>
+          <w:color w:val="8B949E"/>
+          <w:kern w:val="0"/>
+          <w:sz w:val="21"/>
+          <w:szCs w:val="21"/>
+          <w:lang w:eastAsia="es-MX"/>
+          <w14:ligatures w14:val="none"/>
+        </w:rPr>
+        <w:t>dosponible</w:t>
+      </w:r>
+      <w:proofErr w:type="spellEnd"/>
+      <w:r>
+        <w:rPr>
+          <w:rFonts w:ascii="Consolas" w:eastAsia="Times New Roman" w:hAnsi="Consolas" w:cs="Times New Roman"/>
+          <w:color w:val="8B949E"/>
+          <w:kern w:val="0"/>
+          <w:sz w:val="21"/>
+          <w:szCs w:val="21"/>
+          <w:lang w:eastAsia="es-MX"/>
+          <w14:ligatures w14:val="none"/>
+        </w:rPr>
+        <w:t xml:space="preserve">  --&gt;</w:t>
+      </w:r>
+    </w:p>
+    <w:p>
+      <w:pPr>
+        <w:shd w:val="clear" w:color="auto" w:fill="121314"/>
+        <w:spacing w:after="0" w:line="285" w:lineRule="atLeast"/>
+        <w:jc w:val="left"/>
+        <w:rPr>
+          <w:rFonts w:ascii="Consolas" w:eastAsia="Times New Roman" w:hAnsi="Consolas" w:cs="Times New Roman"/>
+          <w:color w:val="BBBEBF"/>
+          <w:kern w:val="0"/>
+          <w:sz w:val="21"/>
+          <w:szCs w:val="21"/>
+          <w:lang w:eastAsia="es-MX"/>
+          <w14:ligatures w14:val="none"/>
+        </w:rPr>
+      </w:pPr>
+      <w:r>
+        <w:rPr>
+          <w:rFonts w:ascii="Consolas" w:eastAsia="Times New Roman" w:hAnsi="Consolas" w:cs="Times New Roman"/>
+          <w:color w:val="BBBEBF"/>
+          <w:kern w:val="0"/>
+          <w:sz w:val="21"/>
+          <w:szCs w:val="21"/>
+          <w:lang w:eastAsia="es-MX"/>
+          <w14:ligatures w14:val="none"/>
+        </w:rPr>
+        <w:t xml:space="preserve">            </w:t>
+      </w:r>
+      <w:r>
+        <w:rPr>
+          <w:rFonts w:ascii="Consolas" w:eastAsia="Times New Roman" w:hAnsi="Consolas" w:cs="Times New Roman"/>
+          <w:color w:val="808080"/>
+          <w:kern w:val="0"/>
+          <w:sz w:val="21"/>
+          <w:szCs w:val="21"/>
+          <w:lang w:eastAsia="es-MX"/>
+          <w14:ligatures w14:val="none"/>
+        </w:rPr>
+        <w:t>&lt;</w:t>
+      </w:r>
+      <w:proofErr w:type="spellStart"/>
+      <w:r>
+        <w:rPr>
+          <w:rFonts w:ascii="Consolas" w:eastAsia="Times New Roman" w:hAnsi="Consolas" w:cs="Times New Roman"/>
+          <w:color w:val="7EE787"/>
+          <w:kern w:val="0"/>
+          <w:sz w:val="21"/>
+          <w:szCs w:val="21"/>
+          <w:lang w:eastAsia="es-MX"/>
+          <w14:ligatures w14:val="none"/>
+        </w:rPr>
+        <w:t>div</w:t>
+      </w:r>
+      <w:proofErr w:type="spellEnd"/>
+      <w:r>
+        <w:rPr>
+          <w:rFonts w:ascii="Consolas" w:eastAsia="Times New Roman" w:hAnsi="Consolas" w:cs="Times New Roman"/>
+          <w:color w:val="BBBEBF"/>
+          <w:kern w:val="0"/>
+          <w:sz w:val="21"/>
+          <w:szCs w:val="21"/>
+          <w:lang w:eastAsia="es-MX"/>
+          <w14:ligatures w14:val="none"/>
+        </w:rPr>
+        <w:t xml:space="preserve"> </w:t>
+      </w:r>
+      <w:proofErr w:type="spellStart"/>
+      <w:r>
+        <w:rPr>
+          <w:rFonts w:ascii="Consolas" w:eastAsia="Times New Roman" w:hAnsi="Consolas" w:cs="Times New Roman"/>
+          <w:color w:val="9CDCFE"/>
+          <w:kern w:val="0"/>
+          <w:sz w:val="21"/>
+          <w:szCs w:val="21"/>
+          <w:lang w:eastAsia="es-MX"/>
+          <w14:ligatures w14:val="none"/>
+        </w:rPr>
+        <w:t>class</w:t>
+      </w:r>
+      <w:proofErr w:type="spellEnd"/>
+      <w:r>
+        <w:rPr>
+          <w:rFonts w:ascii="Consolas" w:eastAsia="Times New Roman" w:hAnsi="Consolas" w:cs="Times New Roman"/>
+          <w:color w:val="BBBEBF"/>
+          <w:kern w:val="0"/>
+          <w:sz w:val="21"/>
+          <w:szCs w:val="21"/>
+          <w:lang w:eastAsia="es-MX"/>
+          <w14:ligatures w14:val="none"/>
+        </w:rPr>
+        <w:t>=</w:t>
+      </w:r>
+      <w:r>
+        <w:rPr>
+          <w:rFonts w:ascii="Consolas" w:eastAsia="Times New Roman" w:hAnsi="Consolas" w:cs="Times New Roman"/>
+          <w:color w:val="A5D6FF"/>
+          <w:kern w:val="0"/>
+          <w:sz w:val="21"/>
+          <w:szCs w:val="21"/>
+          <w:lang w:eastAsia="es-MX"/>
+          <w14:ligatures w14:val="none"/>
+        </w:rPr>
+        <w:t>"balance-</w:t>
+      </w:r>
+      <w:proofErr w:type="spellStart"/>
+      <w:r>
+        <w:rPr>
+          <w:rFonts w:ascii="Consolas" w:eastAsia="Times New Roman" w:hAnsi="Consolas" w:cs="Times New Roman"/>
+          <w:color w:val="A5D6FF"/>
+          <w:kern w:val="0"/>
+          <w:sz w:val="21"/>
+          <w:szCs w:val="21"/>
+          <w:lang w:eastAsia="es-MX"/>
+          <w14:ligatures w14:val="none"/>
+        </w:rPr>
+        <w:t>amount</w:t>
+      </w:r>
+      <w:proofErr w:type="spellEnd"/>
+      <w:r>
+        <w:rPr>
+          <w:rFonts w:ascii="Consolas" w:eastAsia="Times New Roman" w:hAnsi="Consolas" w:cs="Times New Roman"/>
+          <w:color w:val="A5D6FF"/>
+          <w:kern w:val="0"/>
+          <w:sz w:val="21"/>
+          <w:szCs w:val="21"/>
+          <w:lang w:eastAsia="es-MX"/>
+          <w14:ligatures w14:val="none"/>
+        </w:rPr>
+        <w:t>"</w:t>
+      </w:r>
+      <w:r>
+        <w:rPr>
+          <w:rFonts w:ascii="Consolas" w:eastAsia="Times New Roman" w:hAnsi="Consolas" w:cs="Times New Roman"/>
+          <w:color w:val="808080"/>
+          <w:kern w:val="0"/>
+          <w:sz w:val="21"/>
+          <w:szCs w:val="21"/>
+          <w:lang w:eastAsia="es-MX"/>
+          <w14:ligatures w14:val="none"/>
+        </w:rPr>
+        <w:t>&gt;</w:t>
+      </w:r>
+      <w:r>
+        <w:rPr>
+          <w:rFonts w:ascii="Consolas" w:eastAsia="Times New Roman" w:hAnsi="Consolas" w:cs="Times New Roman"/>
+          <w:color w:val="BBBEBF"/>
+          <w:kern w:val="0"/>
+          <w:sz w:val="21"/>
+          <w:szCs w:val="21"/>
+          <w:lang w:eastAsia="es-MX"/>
+          <w14:ligatures w14:val="none"/>
+        </w:rPr>
+        <w:t>$</w:t>
+      </w:r>
+      <w:r>
+        <w:rPr>
+          <w:rFonts w:ascii="Consolas" w:eastAsia="Times New Roman" w:hAnsi="Consolas" w:cs="Times New Roman"/>
+          <w:color w:val="569CD6"/>
+          <w:kern w:val="0"/>
+          <w:sz w:val="21"/>
+          <w:szCs w:val="21"/>
+          <w:lang w:eastAsia="es-MX"/>
+          <w14:ligatures w14:val="none"/>
+        </w:rPr>
+        <w:t>&lt;?php</w:t>
+      </w:r>
+      <w:r>
+        <w:rPr>
+          <w:rFonts w:ascii="Consolas" w:eastAsia="Times New Roman" w:hAnsi="Consolas" w:cs="Times New Roman"/>
+          <w:color w:val="D4D4D4"/>
+          <w:kern w:val="0"/>
+          <w:sz w:val="21"/>
+          <w:szCs w:val="21"/>
+          <w:lang w:eastAsia="es-MX"/>
+          <w14:ligatures w14:val="none"/>
+        </w:rPr>
+        <w:t xml:space="preserve"> </w:t>
+      </w:r>
+      <w:r>
+        <w:rPr>
+          <w:rFonts w:ascii="Consolas" w:eastAsia="Times New Roman" w:hAnsi="Consolas" w:cs="Times New Roman"/>
+          <w:color w:val="DCDCAA"/>
+          <w:kern w:val="0"/>
+          <w:sz w:val="21"/>
+          <w:szCs w:val="21"/>
+          <w:lang w:eastAsia="es-MX"/>
+          <w14:ligatures w14:val="none"/>
+        </w:rPr>
+        <w:t>echo</w:t>
+      </w:r>
+      <w:r>
+        <w:rPr>
+          <w:rFonts w:ascii="Consolas" w:eastAsia="Times New Roman" w:hAnsi="Consolas" w:cs="Times New Roman"/>
+          <w:color w:val="D4D4D4"/>
+          <w:kern w:val="0"/>
+          <w:sz w:val="21"/>
+          <w:szCs w:val="21"/>
+          <w:lang w:eastAsia="es-MX"/>
+          <w14:ligatures w14:val="none"/>
+        </w:rPr>
+        <w:t xml:space="preserve"> </w:t>
+      </w:r>
+      <w:proofErr w:type="spellStart"/>
+      <w:r>
+        <w:rPr>
+          <w:rFonts w:ascii="Consolas" w:eastAsia="Times New Roman" w:hAnsi="Consolas" w:cs="Times New Roman"/>
+          <w:color w:val="DCDCAA"/>
+          <w:kern w:val="0"/>
+          <w:sz w:val="21"/>
+          <w:szCs w:val="21"/>
+          <w:lang w:eastAsia="es-MX"/>
+          <w14:ligatures w14:val="none"/>
+        </w:rPr>
+        <w:t>number_</w:t>
+      </w:r>
+      <w:proofErr w:type="gramStart"/>
+      <w:r>
+        <w:rPr>
+          <w:rFonts w:ascii="Consolas" w:eastAsia="Times New Roman" w:hAnsi="Consolas" w:cs="Times New Roman"/>
+          <w:color w:val="DCDCAA"/>
+          <w:kern w:val="0"/>
+          <w:sz w:val="21"/>
+          <w:szCs w:val="21"/>
+          <w:lang w:eastAsia="es-MX"/>
+          <w14:ligatures w14:val="none"/>
+        </w:rPr>
+        <w:t>format</w:t>
+      </w:r>
+      <w:proofErr w:type="spellEnd"/>
+      <w:r>
+        <w:rPr>
+          <w:rFonts w:ascii="Consolas" w:eastAsia="Times New Roman" w:hAnsi="Consolas" w:cs="Times New Roman"/>
+          <w:color w:val="D4D4D4"/>
+          <w:kern w:val="0"/>
+          <w:sz w:val="21"/>
+          <w:szCs w:val="21"/>
+          <w:lang w:eastAsia="es-MX"/>
+          <w14:ligatures w14:val="none"/>
+        </w:rPr>
+        <w:t>(</w:t>
+      </w:r>
+      <w:proofErr w:type="gramEnd"/>
+      <w:r>
+        <w:rPr>
+          <w:rFonts w:ascii="Consolas" w:eastAsia="Times New Roman" w:hAnsi="Consolas" w:cs="Times New Roman"/>
+          <w:color w:val="C9D1D9"/>
+          <w:kern w:val="0"/>
+          <w:sz w:val="21"/>
+          <w:szCs w:val="21"/>
+          <w:lang w:eastAsia="es-MX"/>
+          <w14:ligatures w14:val="none"/>
+        </w:rPr>
+        <w:t>$</w:t>
+      </w:r>
+      <w:proofErr w:type="spellStart"/>
+      <w:r>
+        <w:rPr>
+          <w:rFonts w:ascii="Consolas" w:eastAsia="Times New Roman" w:hAnsi="Consolas" w:cs="Times New Roman"/>
+          <w:color w:val="C9D1D9"/>
+          <w:kern w:val="0"/>
+          <w:sz w:val="21"/>
+          <w:szCs w:val="21"/>
+          <w:lang w:eastAsia="es-MX"/>
+          <w14:ligatures w14:val="none"/>
+        </w:rPr>
+        <w:t>saldo_total</w:t>
+      </w:r>
+      <w:proofErr w:type="spellEnd"/>
+      <w:r>
+        <w:rPr>
+          <w:rFonts w:ascii="Consolas" w:eastAsia="Times New Roman" w:hAnsi="Consolas" w:cs="Times New Roman"/>
+          <w:color w:val="D4D4D4"/>
+          <w:kern w:val="0"/>
+          <w:sz w:val="21"/>
+          <w:szCs w:val="21"/>
+          <w:lang w:eastAsia="es-MX"/>
+          <w14:ligatures w14:val="none"/>
+        </w:rPr>
+        <w:t xml:space="preserve">, </w:t>
+      </w:r>
+      <w:r>
+        <w:rPr>
+          <w:rFonts w:ascii="Consolas" w:eastAsia="Times New Roman" w:hAnsi="Consolas" w:cs="Times New Roman"/>
+          <w:color w:val="B5CEA8"/>
+          <w:kern w:val="0"/>
+          <w:sz w:val="21"/>
+          <w:szCs w:val="21"/>
+          <w:lang w:eastAsia="es-MX"/>
+          <w14:ligatures w14:val="none"/>
+        </w:rPr>
+        <w:t>2</w:t>
+      </w:r>
+      <w:r>
+        <w:rPr>
+          <w:rFonts w:ascii="Consolas" w:eastAsia="Times New Roman" w:hAnsi="Consolas" w:cs="Times New Roman"/>
+          <w:color w:val="D4D4D4"/>
+          <w:kern w:val="0"/>
+          <w:sz w:val="21"/>
+          <w:szCs w:val="21"/>
+          <w:lang w:eastAsia="es-MX"/>
+          <w14:ligatures w14:val="none"/>
+        </w:rPr>
+        <w:t xml:space="preserve">); </w:t>
+      </w:r>
+      <w:r>
+        <w:rPr>
+          <w:rFonts w:ascii="Consolas" w:eastAsia="Times New Roman" w:hAnsi="Consolas" w:cs="Times New Roman"/>
+          <w:color w:val="569CD6"/>
+          <w:kern w:val="0"/>
+          <w:sz w:val="21"/>
+          <w:szCs w:val="21"/>
+          <w:lang w:eastAsia="es-MX"/>
+          <w14:ligatures w14:val="none"/>
+        </w:rPr>
+        <w:t>?&gt;</w:t>
+      </w:r>
+      <w:r>
+        <w:rPr>
+          <w:rFonts w:ascii="Consolas" w:eastAsia="Times New Roman" w:hAnsi="Consolas" w:cs="Times New Roman"/>
+          <w:color w:val="808080"/>
+          <w:kern w:val="0"/>
+          <w:sz w:val="21"/>
+          <w:szCs w:val="21"/>
+          <w:lang w:eastAsia="es-MX"/>
+          <w14:ligatures w14:val="none"/>
+        </w:rPr>
+        <w:t>&lt;/</w:t>
+      </w:r>
+      <w:proofErr w:type="spellStart"/>
+      <w:r>
+        <w:rPr>
+          <w:rFonts w:ascii="Consolas" w:eastAsia="Times New Roman" w:hAnsi="Consolas" w:cs="Times New Roman"/>
+          <w:color w:val="7EE787"/>
+          <w:kern w:val="0"/>
+          <w:sz w:val="21"/>
+          <w:szCs w:val="21"/>
+          <w:lang w:eastAsia="es-MX"/>
+          <w14:ligatures w14:val="none"/>
+        </w:rPr>
+        <w:t>div</w:t>
+      </w:r>
+      <w:proofErr w:type="spellEnd"/>
+      <w:r>
+        <w:rPr>
+          <w:rFonts w:ascii="Consolas" w:eastAsia="Times New Roman" w:hAnsi="Consolas" w:cs="Times New Roman"/>
+          <w:color w:val="808080"/>
+          <w:kern w:val="0"/>
+          <w:sz w:val="21"/>
+          <w:szCs w:val="21"/>
+          <w:lang w:eastAsia="es-MX"/>
+          <w14:ligatures w14:val="none"/>
+        </w:rPr>
+        <w:t>&gt;</w:t>
+      </w:r>
+      <w:r>
+        <w:rPr>
+          <w:rFonts w:ascii="Consolas" w:eastAsia="Times New Roman" w:hAnsi="Consolas" w:cs="Times New Roman"/>
+          <w:color w:val="BBBEBF"/>
+          <w:kern w:val="0"/>
+          <w:sz w:val="21"/>
+          <w:szCs w:val="21"/>
+          <w:lang w:eastAsia="es-MX"/>
+          <w14:ligatures w14:val="none"/>
+        </w:rPr>
+        <w:t xml:space="preserve"> </w:t>
+      </w:r>
+      <w:r>
+        <w:rPr>
+          <w:rFonts w:ascii="Consolas" w:eastAsia="Times New Roman" w:hAnsi="Consolas" w:cs="Times New Roman"/>
+          <w:color w:val="8B949E"/>
+          <w:kern w:val="0"/>
+          <w:sz w:val="21"/>
+          <w:szCs w:val="21"/>
+          <w:lang w:eastAsia="es-MX"/>
+          <w14:ligatures w14:val="none"/>
+        </w:rPr>
+        <w:t>&lt;!--crea un contenedor y le asigna una clase de nombre balance-</w:t>
+      </w:r>
+      <w:proofErr w:type="spellStart"/>
+      <w:r>
+        <w:rPr>
+          <w:rFonts w:ascii="Consolas" w:eastAsia="Times New Roman" w:hAnsi="Consolas" w:cs="Times New Roman"/>
+          <w:color w:val="8B949E"/>
+          <w:kern w:val="0"/>
+          <w:sz w:val="21"/>
+          <w:szCs w:val="21"/>
+          <w:lang w:eastAsia="es-MX"/>
+          <w14:ligatures w14:val="none"/>
+        </w:rPr>
+        <w:t>amount</w:t>
+      </w:r>
+      <w:proofErr w:type="spellEnd"/>
+      <w:r>
+        <w:rPr>
+          <w:rFonts w:ascii="Consolas" w:eastAsia="Times New Roman" w:hAnsi="Consolas" w:cs="Times New Roman"/>
+          <w:color w:val="8B949E"/>
+          <w:kern w:val="0"/>
+          <w:sz w:val="21"/>
+          <w:szCs w:val="21"/>
+          <w:lang w:eastAsia="es-MX"/>
+          <w14:ligatures w14:val="none"/>
+        </w:rPr>
+        <w:t xml:space="preserve">  para darle formato al texto, </w:t>
+      </w:r>
+      <w:proofErr w:type="spellStart"/>
+      <w:r>
+        <w:rPr>
+          <w:rFonts w:ascii="Consolas" w:eastAsia="Times New Roman" w:hAnsi="Consolas" w:cs="Times New Roman"/>
+          <w:color w:val="8B949E"/>
+          <w:kern w:val="0"/>
+          <w:sz w:val="21"/>
+          <w:szCs w:val="21"/>
+          <w:lang w:eastAsia="es-MX"/>
+          <w14:ligatures w14:val="none"/>
+        </w:rPr>
+        <w:t>despues</w:t>
+      </w:r>
+      <w:proofErr w:type="spellEnd"/>
+      <w:r>
+        <w:rPr>
+          <w:rFonts w:ascii="Consolas" w:eastAsia="Times New Roman" w:hAnsi="Consolas" w:cs="Times New Roman"/>
+          <w:color w:val="8B949E"/>
+          <w:kern w:val="0"/>
+          <w:sz w:val="21"/>
+          <w:szCs w:val="21"/>
+          <w:lang w:eastAsia="es-MX"/>
+          <w14:ligatures w14:val="none"/>
+        </w:rPr>
+        <w:t xml:space="preserve"> muestra </w:t>
+      </w:r>
+      <w:proofErr w:type="spellStart"/>
+      <w:r>
+        <w:rPr>
+          <w:rFonts w:ascii="Consolas" w:eastAsia="Times New Roman" w:hAnsi="Consolas" w:cs="Times New Roman"/>
+          <w:color w:val="8B949E"/>
+          <w:kern w:val="0"/>
+          <w:sz w:val="21"/>
+          <w:szCs w:val="21"/>
+          <w:lang w:eastAsia="es-MX"/>
+          <w14:ligatures w14:val="none"/>
+        </w:rPr>
+        <w:t>codigo</w:t>
+      </w:r>
+      <w:proofErr w:type="spellEnd"/>
+      <w:r>
+        <w:rPr>
+          <w:rFonts w:ascii="Consolas" w:eastAsia="Times New Roman" w:hAnsi="Consolas" w:cs="Times New Roman"/>
+          <w:color w:val="8B949E"/>
+          <w:kern w:val="0"/>
+          <w:sz w:val="21"/>
+          <w:szCs w:val="21"/>
+          <w:lang w:eastAsia="es-MX"/>
+          <w14:ligatures w14:val="none"/>
+        </w:rPr>
+        <w:t xml:space="preserve"> php que se </w:t>
+      </w:r>
+      <w:proofErr w:type="spellStart"/>
+      <w:r>
+        <w:rPr>
+          <w:rFonts w:ascii="Consolas" w:eastAsia="Times New Roman" w:hAnsi="Consolas" w:cs="Times New Roman"/>
+          <w:color w:val="8B949E"/>
+          <w:kern w:val="0"/>
+          <w:sz w:val="21"/>
+          <w:szCs w:val="21"/>
+          <w:lang w:eastAsia="es-MX"/>
+          <w14:ligatures w14:val="none"/>
+        </w:rPr>
+        <w:t>esta</w:t>
+      </w:r>
+      <w:proofErr w:type="spellEnd"/>
+      <w:r>
+        <w:rPr>
+          <w:rFonts w:ascii="Consolas" w:eastAsia="Times New Roman" w:hAnsi="Consolas" w:cs="Times New Roman"/>
+          <w:color w:val="8B949E"/>
+          <w:kern w:val="0"/>
+          <w:sz w:val="21"/>
+          <w:szCs w:val="21"/>
+          <w:lang w:eastAsia="es-MX"/>
+          <w14:ligatures w14:val="none"/>
+        </w:rPr>
+        <w:t xml:space="preserve"> utilizando para darle un formato al </w:t>
+      </w:r>
+      <w:proofErr w:type="spellStart"/>
+      <w:r>
+        <w:rPr>
+          <w:rFonts w:ascii="Consolas" w:eastAsia="Times New Roman" w:hAnsi="Consolas" w:cs="Times New Roman"/>
+          <w:color w:val="8B949E"/>
+          <w:kern w:val="0"/>
+          <w:sz w:val="21"/>
+          <w:szCs w:val="21"/>
+          <w:lang w:eastAsia="es-MX"/>
+          <w14:ligatures w14:val="none"/>
+        </w:rPr>
+        <w:t>numero</w:t>
+      </w:r>
+      <w:proofErr w:type="spellEnd"/>
+      <w:r>
+        <w:rPr>
+          <w:rFonts w:ascii="Consolas" w:eastAsia="Times New Roman" w:hAnsi="Consolas" w:cs="Times New Roman"/>
+          <w:color w:val="8B949E"/>
+          <w:kern w:val="0"/>
+          <w:sz w:val="21"/>
+          <w:szCs w:val="21"/>
+          <w:lang w:eastAsia="es-MX"/>
+          <w14:ligatures w14:val="none"/>
+        </w:rPr>
+        <w:t>--&gt;</w:t>
+      </w:r>
+    </w:p>
+    <w:p>
+      <w:pPr>
+        <w:shd w:val="clear" w:color="auto" w:fill="121314"/>
+        <w:spacing w:after="0" w:line="285" w:lineRule="atLeast"/>
+        <w:jc w:val="left"/>
+        <w:rPr>
+          <w:rFonts w:ascii="Consolas" w:eastAsia="Times New Roman" w:hAnsi="Consolas" w:cs="Times New Roman"/>
+          <w:color w:val="BBBEBF"/>
+          <w:kern w:val="0"/>
+          <w:sz w:val="21"/>
+          <w:szCs w:val="21"/>
+          <w:lang w:eastAsia="es-MX"/>
+          <w14:ligatures w14:val="none"/>
+        </w:rPr>
+      </w:pPr>
+      <w:r>
+        <w:rPr>
+          <w:rFonts w:ascii="Consolas" w:eastAsia="Times New Roman" w:hAnsi="Consolas" w:cs="Times New Roman"/>
+          <w:color w:val="BBBEBF"/>
+          <w:kern w:val="0"/>
+          <w:sz w:val="21"/>
+          <w:szCs w:val="21"/>
+          <w:lang w:eastAsia="es-MX"/>
+          <w14:ligatures w14:val="none"/>
+        </w:rPr>
+        <w:t xml:space="preserve">            </w:t>
+      </w:r>
+      <w:r>
+        <w:rPr>
+          <w:rFonts w:ascii="Consolas" w:eastAsia="Times New Roman" w:hAnsi="Consolas" w:cs="Times New Roman"/>
+          <w:color w:val="808080"/>
+          <w:kern w:val="0"/>
+          <w:sz w:val="21"/>
+          <w:szCs w:val="21"/>
+          <w:lang w:eastAsia="es-MX"/>
+          <w14:ligatures w14:val="none"/>
+        </w:rPr>
+        <w:t>&lt;</w:t>
+      </w:r>
+      <w:r>
+        <w:rPr>
+          <w:rFonts w:ascii="Consolas" w:eastAsia="Times New Roman" w:hAnsi="Consolas" w:cs="Times New Roman"/>
+          <w:color w:val="7EE787"/>
+          <w:kern w:val="0"/>
+          <w:sz w:val="21"/>
+          <w:szCs w:val="21"/>
+          <w:lang w:eastAsia="es-MX"/>
+          <w14:ligatures w14:val="none"/>
+        </w:rPr>
+        <w:t>p</w:t>
+      </w:r>
+      <w:r>
+        <w:rPr>
+          <w:rFonts w:ascii="Consolas" w:eastAsia="Times New Roman" w:hAnsi="Consolas" w:cs="Times New Roman"/>
+          <w:color w:val="BBBEBF"/>
+          <w:kern w:val="0"/>
+          <w:sz w:val="21"/>
+          <w:szCs w:val="21"/>
+          <w:lang w:eastAsia="es-MX"/>
+          <w14:ligatures w14:val="none"/>
+        </w:rPr>
+        <w:t xml:space="preserve"> </w:t>
+      </w:r>
+      <w:proofErr w:type="spellStart"/>
+      <w:r>
+        <w:rPr>
+          <w:rFonts w:ascii="Consolas" w:eastAsia="Times New Roman" w:hAnsi="Consolas" w:cs="Times New Roman"/>
+          <w:color w:val="9CDCFE"/>
+          <w:kern w:val="0"/>
+          <w:sz w:val="21"/>
+          <w:szCs w:val="21"/>
+          <w:lang w:eastAsia="es-MX"/>
+          <w14:ligatures w14:val="none"/>
+        </w:rPr>
+        <w:t>class</w:t>
+      </w:r>
+      <w:proofErr w:type="spellEnd"/>
+      <w:r>
+        <w:rPr>
+          <w:rFonts w:ascii="Consolas" w:eastAsia="Times New Roman" w:hAnsi="Consolas" w:cs="Times New Roman"/>
+          <w:color w:val="BBBEBF"/>
+          <w:kern w:val="0"/>
+          <w:sz w:val="21"/>
+          <w:szCs w:val="21"/>
+          <w:lang w:eastAsia="es-MX"/>
+          <w14:ligatures w14:val="none"/>
+        </w:rPr>
+        <w:t>=</w:t>
+      </w:r>
+      <w:r>
+        <w:rPr>
+          <w:rFonts w:ascii="Consolas" w:eastAsia="Times New Roman" w:hAnsi="Consolas" w:cs="Times New Roman"/>
+          <w:color w:val="A5D6FF"/>
+          <w:kern w:val="0"/>
+          <w:sz w:val="21"/>
+          <w:szCs w:val="21"/>
+          <w:lang w:eastAsia="es-MX"/>
+          <w14:ligatures w14:val="none"/>
+        </w:rPr>
+        <w:t>"fecha"</w:t>
+      </w:r>
+      <w:r>
+        <w:rPr>
+          <w:rFonts w:ascii="Consolas" w:eastAsia="Times New Roman" w:hAnsi="Consolas" w:cs="Times New Roman"/>
+          <w:color w:val="808080"/>
+          <w:kern w:val="0"/>
+          <w:sz w:val="21"/>
+          <w:szCs w:val="21"/>
+          <w:lang w:eastAsia="es-MX"/>
+          <w14:ligatures w14:val="none"/>
+        </w:rPr>
+        <w:t>&gt;</w:t>
+      </w:r>
+      <w:r>
+        <w:rPr>
+          <w:rFonts w:ascii="Consolas" w:eastAsia="Times New Roman" w:hAnsi="Consolas" w:cs="Times New Roman"/>
+          <w:color w:val="569CD6"/>
+          <w:kern w:val="0"/>
+          <w:sz w:val="21"/>
+          <w:szCs w:val="21"/>
+          <w:lang w:eastAsia="es-MX"/>
+          <w14:ligatures w14:val="none"/>
+        </w:rPr>
+        <w:t>&lt;?php</w:t>
+      </w:r>
+      <w:r>
+        <w:rPr>
+          <w:rFonts w:ascii="Consolas" w:eastAsia="Times New Roman" w:hAnsi="Consolas" w:cs="Times New Roman"/>
+          <w:color w:val="D4D4D4"/>
+          <w:kern w:val="0"/>
+          <w:sz w:val="21"/>
+          <w:szCs w:val="21"/>
+          <w:lang w:eastAsia="es-MX"/>
+          <w14:ligatures w14:val="none"/>
+        </w:rPr>
+        <w:t xml:space="preserve"> </w:t>
+      </w:r>
+      <w:r>
+        <w:rPr>
+          <w:rFonts w:ascii="Consolas" w:eastAsia="Times New Roman" w:hAnsi="Consolas" w:cs="Times New Roman"/>
+          <w:color w:val="DCDCAA"/>
+          <w:kern w:val="0"/>
+          <w:sz w:val="21"/>
+          <w:szCs w:val="21"/>
+          <w:lang w:eastAsia="es-MX"/>
+          <w14:ligatures w14:val="none"/>
+        </w:rPr>
+        <w:t>echo</w:t>
+      </w:r>
+      <w:r>
+        <w:rPr>
+          <w:rFonts w:ascii="Consolas" w:eastAsia="Times New Roman" w:hAnsi="Consolas" w:cs="Times New Roman"/>
+          <w:color w:val="D4D4D4"/>
+          <w:kern w:val="0"/>
+          <w:sz w:val="21"/>
+          <w:szCs w:val="21"/>
+          <w:lang w:eastAsia="es-MX"/>
+          <w14:ligatures w14:val="none"/>
+        </w:rPr>
+        <w:t xml:space="preserve"> </w:t>
+      </w:r>
+      <w:r>
+        <w:rPr>
+          <w:rFonts w:ascii="Consolas" w:eastAsia="Times New Roman" w:hAnsi="Consolas" w:cs="Times New Roman"/>
+          <w:color w:val="C9D1D9"/>
+          <w:kern w:val="0"/>
+          <w:sz w:val="21"/>
+          <w:szCs w:val="21"/>
+          <w:lang w:eastAsia="es-MX"/>
+          <w14:ligatures w14:val="none"/>
+        </w:rPr>
+        <w:t>$</w:t>
+      </w:r>
+      <w:proofErr w:type="spellStart"/>
+      <w:r>
+        <w:rPr>
+          <w:rFonts w:ascii="Consolas" w:eastAsia="Times New Roman" w:hAnsi="Consolas" w:cs="Times New Roman"/>
+          <w:color w:val="C9D1D9"/>
+          <w:kern w:val="0"/>
+          <w:sz w:val="21"/>
+          <w:szCs w:val="21"/>
+          <w:lang w:eastAsia="es-MX"/>
+          <w14:ligatures w14:val="none"/>
+        </w:rPr>
+        <w:t>fecha_hoy</w:t>
+      </w:r>
+      <w:proofErr w:type="spellEnd"/>
+      <w:proofErr w:type="gramStart"/>
+      <w:r>
+        <w:rPr>
+          <w:rFonts w:ascii="Consolas" w:eastAsia="Times New Roman" w:hAnsi="Consolas" w:cs="Times New Roman"/>
+          <w:color w:val="D4D4D4"/>
+          <w:kern w:val="0"/>
+          <w:sz w:val="21"/>
+          <w:szCs w:val="21"/>
+          <w:lang w:eastAsia="es-MX"/>
+          <w14:ligatures w14:val="none"/>
+        </w:rPr>
+        <w:t xml:space="preserve">; </w:t>
+      </w:r>
+      <w:r>
+        <w:rPr>
+          <w:rFonts w:ascii="Consolas" w:eastAsia="Times New Roman" w:hAnsi="Consolas" w:cs="Times New Roman"/>
+          <w:color w:val="569CD6"/>
+          <w:kern w:val="0"/>
+          <w:sz w:val="21"/>
+          <w:szCs w:val="21"/>
+          <w:lang w:eastAsia="es-MX"/>
+          <w14:ligatures w14:val="none"/>
+        </w:rPr>
+        <w:t>?</w:t>
+      </w:r>
+      <w:proofErr w:type="gramEnd"/>
+      <w:r>
+        <w:rPr>
+          <w:rFonts w:ascii="Consolas" w:eastAsia="Times New Roman" w:hAnsi="Consolas" w:cs="Times New Roman"/>
+          <w:color w:val="569CD6"/>
+          <w:kern w:val="0"/>
+          <w:sz w:val="21"/>
+          <w:szCs w:val="21"/>
+          <w:lang w:eastAsia="es-MX"/>
+          <w14:ligatures w14:val="none"/>
+        </w:rPr>
+        <w:t>&gt;</w:t>
+      </w:r>
+      <w:r>
+        <w:rPr>
+          <w:rFonts w:ascii="Consolas" w:eastAsia="Times New Roman" w:hAnsi="Consolas" w:cs="Times New Roman"/>
+          <w:color w:val="808080"/>
+          <w:kern w:val="0"/>
+          <w:sz w:val="21"/>
+          <w:szCs w:val="21"/>
+          <w:lang w:eastAsia="es-MX"/>
+          <w14:ligatures w14:val="none"/>
+        </w:rPr>
+        <w:t>&lt;/</w:t>
+      </w:r>
+      <w:r>
+        <w:rPr>
+          <w:rFonts w:ascii="Consolas" w:eastAsia="Times New Roman" w:hAnsi="Consolas" w:cs="Times New Roman"/>
+          <w:color w:val="7EE787"/>
+          <w:kern w:val="0"/>
+          <w:sz w:val="21"/>
+          <w:szCs w:val="21"/>
+          <w:lang w:eastAsia="es-MX"/>
+          <w14:ligatures w14:val="none"/>
+        </w:rPr>
+        <w:t>p</w:t>
+      </w:r>
+      <w:r>
+        <w:rPr>
+          <w:rFonts w:ascii="Consolas" w:eastAsia="Times New Roman" w:hAnsi="Consolas" w:cs="Times New Roman"/>
+          <w:color w:val="808080"/>
+          <w:kern w:val="0"/>
+          <w:sz w:val="21"/>
+          <w:szCs w:val="21"/>
+          <w:lang w:eastAsia="es-MX"/>
+          <w14:ligatures w14:val="none"/>
+        </w:rPr>
+        <w:t>&gt;</w:t>
+      </w:r>
+      <w:r>
+        <w:rPr>
+          <w:rFonts w:ascii="Consolas" w:eastAsia="Times New Roman" w:hAnsi="Consolas" w:cs="Times New Roman"/>
+          <w:color w:val="8B949E"/>
+          <w:kern w:val="0"/>
+          <w:sz w:val="21"/>
+          <w:szCs w:val="21"/>
+          <w:lang w:eastAsia="es-MX"/>
+          <w14:ligatures w14:val="none"/>
+        </w:rPr>
+        <w:t xml:space="preserve">&lt;!--muestra en un </w:t>
+      </w:r>
+      <w:proofErr w:type="spellStart"/>
+      <w:r>
+        <w:rPr>
+          <w:rFonts w:ascii="Consolas" w:eastAsia="Times New Roman" w:hAnsi="Consolas" w:cs="Times New Roman"/>
+          <w:color w:val="8B949E"/>
+          <w:kern w:val="0"/>
+          <w:sz w:val="21"/>
+          <w:szCs w:val="21"/>
+          <w:lang w:eastAsia="es-MX"/>
+          <w14:ligatures w14:val="none"/>
+        </w:rPr>
+        <w:t>parrafo</w:t>
+      </w:r>
+      <w:proofErr w:type="spellEnd"/>
+      <w:r>
+        <w:rPr>
+          <w:rFonts w:ascii="Consolas" w:eastAsia="Times New Roman" w:hAnsi="Consolas" w:cs="Times New Roman"/>
+          <w:color w:val="8B949E"/>
+          <w:kern w:val="0"/>
+          <w:sz w:val="21"/>
+          <w:szCs w:val="21"/>
+          <w:lang w:eastAsia="es-MX"/>
+          <w14:ligatures w14:val="none"/>
+        </w:rPr>
+        <w:t xml:space="preserve">  --&gt;</w:t>
+      </w:r>
+    </w:p>
+    <w:p>
+      <w:pPr>
+        <w:rPr>
+          <w:rFonts w:ascii="Consolas" w:eastAsia="Times New Roman" w:hAnsi="Consolas" w:cs="Times New Roman"/>
+          <w:color w:val="808080"/>
+          <w:kern w:val="0"/>
+          <w:sz w:val="21"/>
+          <w:szCs w:val="21"/>
+          <w:lang w:eastAsia="es-MX"/>
+          <w14:ligatures w14:val="none"/>
+        </w:rPr>
+      </w:pPr>
+    </w:p>
+    <w:p>
+      <w:pPr>
+        <w:rPr>
+          <w:lang w:val="es-419" w:eastAsia="es-MX"/>
+        </w:rPr>
+      </w:pPr>
+      <w:r>
+        <w:rPr>
+          <w:lang w:val="es-419" w:eastAsia="es-MX"/>
+        </w:rPr>
+        <w:lastRenderedPageBreak/>
+        <w:t>Fragmento de código 2:</w:t>
+      </w:r>
+    </w:p>
+    <w:p>
+      <w:pPr>
+        <w:shd w:val="clear" w:color="auto" w:fill="121314"/>
+        <w:spacing w:after="0" w:line="285" w:lineRule="atLeast"/>
+        <w:jc w:val="left"/>
+        <w:rPr>
+          <w:rFonts w:ascii="Consolas" w:eastAsia="Times New Roman" w:hAnsi="Consolas" w:cs="Times New Roman"/>
+          <w:color w:val="BBBEBF"/>
+          <w:kern w:val="0"/>
+          <w:sz w:val="21"/>
+          <w:szCs w:val="21"/>
+          <w:lang w:eastAsia="es-MX"/>
+          <w14:ligatures w14:val="none"/>
+        </w:rPr>
+      </w:pPr>
+      <w:r>
+        <w:rPr>
+          <w:rFonts w:ascii="Consolas" w:eastAsia="Times New Roman" w:hAnsi="Consolas" w:cs="Times New Roman"/>
+          <w:color w:val="BBBEBF"/>
+          <w:kern w:val="0"/>
+          <w:sz w:val="21"/>
+          <w:szCs w:val="21"/>
+          <w:lang w:eastAsia="es-MX"/>
+          <w14:ligatures w14:val="none"/>
+        </w:rPr>
+        <w:t xml:space="preserve">        </w:t>
+      </w:r>
+      <w:r>
+        <w:rPr>
+          <w:rFonts w:ascii="Consolas" w:eastAsia="Times New Roman" w:hAnsi="Consolas" w:cs="Times New Roman"/>
+          <w:color w:val="808080"/>
+          <w:kern w:val="0"/>
+          <w:sz w:val="21"/>
+          <w:szCs w:val="21"/>
+          <w:lang w:eastAsia="es-MX"/>
+          <w14:ligatures w14:val="none"/>
+        </w:rPr>
+        <w:t>&lt;/</w:t>
+      </w:r>
+      <w:proofErr w:type="spellStart"/>
+      <w:r>
+        <w:rPr>
+          <w:rFonts w:ascii="Consolas" w:eastAsia="Times New Roman" w:hAnsi="Consolas" w:cs="Times New Roman"/>
+          <w:color w:val="7EE787"/>
+          <w:kern w:val="0"/>
+          <w:sz w:val="21"/>
+          <w:szCs w:val="21"/>
+          <w:lang w:eastAsia="es-MX"/>
+          <w14:ligatures w14:val="none"/>
+        </w:rPr>
+        <w:t>div</w:t>
+      </w:r>
+      <w:proofErr w:type="spellEnd"/>
+      <w:r>
+        <w:rPr>
+          <w:rFonts w:ascii="Consolas" w:eastAsia="Times New Roman" w:hAnsi="Consolas" w:cs="Times New Roman"/>
+          <w:color w:val="808080"/>
+          <w:kern w:val="0"/>
+          <w:sz w:val="21"/>
+          <w:szCs w:val="21"/>
+          <w:lang w:eastAsia="es-MX"/>
+          <w14:ligatures w14:val="none"/>
+        </w:rPr>
+        <w:t>&gt;</w:t>
+      </w:r>
+    </w:p>
+    <w:p>
+      <w:pPr>
+        <w:shd w:val="clear" w:color="auto" w:fill="121314"/>
+        <w:spacing w:after="0" w:line="285" w:lineRule="atLeast"/>
+        <w:jc w:val="left"/>
+        <w:rPr>
+          <w:rFonts w:ascii="Consolas" w:eastAsia="Times New Roman" w:hAnsi="Consolas" w:cs="Times New Roman"/>
+          <w:color w:val="BBBEBF"/>
+          <w:kern w:val="0"/>
+          <w:sz w:val="21"/>
+          <w:szCs w:val="21"/>
+          <w:lang w:eastAsia="es-MX"/>
+          <w14:ligatures w14:val="none"/>
+        </w:rPr>
+      </w:pPr>
+      <w:r>
+        <w:rPr>
+          <w:rFonts w:ascii="Consolas" w:eastAsia="Times New Roman" w:hAnsi="Consolas" w:cs="Times New Roman"/>
+          <w:color w:val="BBBEBF"/>
+          <w:kern w:val="0"/>
+          <w:sz w:val="21"/>
+          <w:szCs w:val="21"/>
+          <w:lang w:eastAsia="es-MX"/>
+          <w14:ligatures w14:val="none"/>
+        </w:rPr>
+        <w:t xml:space="preserve">    </w:t>
+      </w:r>
+      <w:r>
+        <w:rPr>
+          <w:rFonts w:ascii="Consolas" w:eastAsia="Times New Roman" w:hAnsi="Consolas" w:cs="Times New Roman"/>
+          <w:color w:val="808080"/>
+          <w:kern w:val="0"/>
+          <w:sz w:val="21"/>
+          <w:szCs w:val="21"/>
+          <w:lang w:eastAsia="es-MX"/>
+          <w14:ligatures w14:val="none"/>
+        </w:rPr>
+        <w:t>&lt;/</w:t>
+      </w:r>
+      <w:proofErr w:type="spellStart"/>
+      <w:r>
+        <w:rPr>
+          <w:rFonts w:ascii="Consolas" w:eastAsia="Times New Roman" w:hAnsi="Consolas" w:cs="Times New Roman"/>
+          <w:color w:val="7EE787"/>
+          <w:kern w:val="0"/>
+          <w:sz w:val="21"/>
+          <w:szCs w:val="21"/>
+          <w:lang w:eastAsia="es-MX"/>
+          <w14:ligatures w14:val="none"/>
+        </w:rPr>
+        <w:t>header</w:t>
+      </w:r>
+      <w:proofErr w:type="spellEnd"/>
+      <w:r>
+        <w:rPr>
+          <w:rFonts w:ascii="Consolas" w:eastAsia="Times New Roman" w:hAnsi="Consolas" w:cs="Times New Roman"/>
+          <w:color w:val="808080"/>
+          <w:kern w:val="0"/>
+          <w:sz w:val="21"/>
+          <w:szCs w:val="21"/>
+          <w:lang w:eastAsia="es-MX"/>
+          <w14:ligatures w14:val="none"/>
+        </w:rPr>
+        <w:t>&gt;</w:t>
+      </w:r>
+    </w:p>
+    <w:p>
+      <w:pPr>
+        <w:shd w:val="clear" w:color="auto" w:fill="121314"/>
+        <w:spacing w:after="0" w:line="285" w:lineRule="atLeast"/>
+        <w:jc w:val="left"/>
+        <w:rPr>
+          <w:rFonts w:ascii="Consolas" w:eastAsia="Times New Roman" w:hAnsi="Consolas" w:cs="Times New Roman"/>
+          <w:color w:val="BBBEBF"/>
+          <w:kern w:val="0"/>
+          <w:sz w:val="21"/>
+          <w:szCs w:val="21"/>
+          <w:lang w:eastAsia="es-MX"/>
+          <w14:ligatures w14:val="none"/>
+        </w:rPr>
+      </w:pPr>
+      <w:r>
+        <w:rPr>
+          <w:rFonts w:ascii="Consolas" w:eastAsia="Times New Roman" w:hAnsi="Consolas" w:cs="Times New Roman"/>
+          <w:color w:val="BBBEBF"/>
+          <w:kern w:val="0"/>
+          <w:sz w:val="21"/>
+          <w:szCs w:val="21"/>
+          <w:lang w:eastAsia="es-MX"/>
+          <w14:ligatures w14:val="none"/>
+        </w:rPr>
+        <w:t xml:space="preserve">        </w:t>
+      </w:r>
+      <w:r>
+        <w:rPr>
+          <w:rFonts w:ascii="Consolas" w:eastAsia="Times New Roman" w:hAnsi="Consolas" w:cs="Times New Roman"/>
+          <w:color w:val="808080"/>
+          <w:kern w:val="0"/>
+          <w:sz w:val="21"/>
+          <w:szCs w:val="21"/>
+          <w:lang w:eastAsia="es-MX"/>
+          <w14:ligatures w14:val="none"/>
+        </w:rPr>
+        <w:t>&lt;</w:t>
+      </w:r>
+      <w:proofErr w:type="spellStart"/>
+      <w:r>
+        <w:rPr>
+          <w:rFonts w:ascii="Consolas" w:eastAsia="Times New Roman" w:hAnsi="Consolas" w:cs="Times New Roman"/>
+          <w:color w:val="7EE787"/>
+          <w:kern w:val="0"/>
+          <w:sz w:val="21"/>
+          <w:szCs w:val="21"/>
+          <w:lang w:eastAsia="es-MX"/>
+          <w14:ligatures w14:val="none"/>
+        </w:rPr>
+        <w:t>nav</w:t>
+      </w:r>
+      <w:proofErr w:type="spellEnd"/>
+      <w:r>
+        <w:rPr>
+          <w:rFonts w:ascii="Consolas" w:eastAsia="Times New Roman" w:hAnsi="Consolas" w:cs="Times New Roman"/>
+          <w:color w:val="808080"/>
+          <w:kern w:val="0"/>
+          <w:sz w:val="21"/>
+          <w:szCs w:val="21"/>
+          <w:lang w:eastAsia="es-MX"/>
+          <w14:ligatures w14:val="none"/>
+        </w:rPr>
+        <w:t>&gt;</w:t>
+      </w:r>
+      <w:r>
+        <w:rPr>
+          <w:rFonts w:ascii="Consolas" w:eastAsia="Times New Roman" w:hAnsi="Consolas" w:cs="Times New Roman"/>
+          <w:color w:val="BBBEBF"/>
+          <w:kern w:val="0"/>
+          <w:sz w:val="21"/>
+          <w:szCs w:val="21"/>
+          <w:lang w:eastAsia="es-MX"/>
+          <w14:ligatures w14:val="none"/>
+        </w:rPr>
+        <w:t xml:space="preserve"> </w:t>
+      </w:r>
+      <w:proofErr w:type="gramStart"/>
+      <w:r>
+        <w:rPr>
+          <w:rFonts w:ascii="Consolas" w:eastAsia="Times New Roman" w:hAnsi="Consolas" w:cs="Times New Roman"/>
+          <w:color w:val="8B949E"/>
+          <w:kern w:val="0"/>
+          <w:sz w:val="21"/>
+          <w:szCs w:val="21"/>
+          <w:lang w:eastAsia="es-MX"/>
+          <w14:ligatures w14:val="none"/>
+        </w:rPr>
+        <w:t>&lt;!--</w:t>
+      </w:r>
+      <w:proofErr w:type="spellStart"/>
+      <w:proofErr w:type="gramEnd"/>
+      <w:r>
+        <w:rPr>
+          <w:rFonts w:ascii="Consolas" w:eastAsia="Times New Roman" w:hAnsi="Consolas" w:cs="Times New Roman"/>
+          <w:color w:val="8B949E"/>
+          <w:kern w:val="0"/>
+          <w:sz w:val="21"/>
+          <w:szCs w:val="21"/>
+          <w:lang w:eastAsia="es-MX"/>
+          <w14:ligatures w14:val="none"/>
+        </w:rPr>
+        <w:t>nav</w:t>
+      </w:r>
+      <w:proofErr w:type="spellEnd"/>
+      <w:r>
+        <w:rPr>
+          <w:rFonts w:ascii="Consolas" w:eastAsia="Times New Roman" w:hAnsi="Consolas" w:cs="Times New Roman"/>
+          <w:color w:val="8B949E"/>
+          <w:kern w:val="0"/>
+          <w:sz w:val="21"/>
+          <w:szCs w:val="21"/>
+          <w:lang w:eastAsia="es-MX"/>
+          <w14:ligatures w14:val="none"/>
+        </w:rPr>
+        <w:t xml:space="preserve"> es un </w:t>
+      </w:r>
+      <w:proofErr w:type="spellStart"/>
+      <w:r>
+        <w:rPr>
+          <w:rFonts w:ascii="Consolas" w:eastAsia="Times New Roman" w:hAnsi="Consolas" w:cs="Times New Roman"/>
+          <w:color w:val="8B949E"/>
+          <w:kern w:val="0"/>
+          <w:sz w:val="21"/>
+          <w:szCs w:val="21"/>
+          <w:lang w:eastAsia="es-MX"/>
+          <w14:ligatures w14:val="none"/>
+        </w:rPr>
+        <w:t>menu</w:t>
+      </w:r>
+      <w:proofErr w:type="spellEnd"/>
+      <w:r>
+        <w:rPr>
+          <w:rFonts w:ascii="Consolas" w:eastAsia="Times New Roman" w:hAnsi="Consolas" w:cs="Times New Roman"/>
+          <w:color w:val="8B949E"/>
+          <w:kern w:val="0"/>
+          <w:sz w:val="21"/>
+          <w:szCs w:val="21"/>
+          <w:lang w:eastAsia="es-MX"/>
+          <w14:ligatures w14:val="none"/>
+        </w:rPr>
+        <w:t xml:space="preserve"> o bloque de </w:t>
+      </w:r>
+      <w:proofErr w:type="spellStart"/>
+      <w:r>
+        <w:rPr>
+          <w:rFonts w:ascii="Consolas" w:eastAsia="Times New Roman" w:hAnsi="Consolas" w:cs="Times New Roman"/>
+          <w:color w:val="8B949E"/>
+          <w:kern w:val="0"/>
+          <w:sz w:val="21"/>
+          <w:szCs w:val="21"/>
+          <w:lang w:eastAsia="es-MX"/>
+          <w14:ligatures w14:val="none"/>
+        </w:rPr>
+        <w:t>navegacion</w:t>
+      </w:r>
+      <w:proofErr w:type="spellEnd"/>
+      <w:r>
+        <w:rPr>
+          <w:rFonts w:ascii="Consolas" w:eastAsia="Times New Roman" w:hAnsi="Consolas" w:cs="Times New Roman"/>
+          <w:color w:val="8B949E"/>
+          <w:kern w:val="0"/>
+          <w:sz w:val="21"/>
+          <w:szCs w:val="21"/>
+          <w:lang w:eastAsia="es-MX"/>
+          <w14:ligatures w14:val="none"/>
+        </w:rPr>
+        <w:t>--&gt;</w:t>
+      </w:r>
+    </w:p>
+    <w:p>
+      <w:pPr>
+        <w:shd w:val="clear" w:color="auto" w:fill="121314"/>
+        <w:spacing w:after="0" w:line="285" w:lineRule="atLeast"/>
+        <w:jc w:val="left"/>
+        <w:rPr>
+          <w:rFonts w:ascii="Consolas" w:eastAsia="Times New Roman" w:hAnsi="Consolas" w:cs="Times New Roman"/>
+          <w:color w:val="BBBEBF"/>
+          <w:kern w:val="0"/>
+          <w:sz w:val="21"/>
+          <w:szCs w:val="21"/>
+          <w:lang w:eastAsia="es-MX"/>
+          <w14:ligatures w14:val="none"/>
+        </w:rPr>
+      </w:pPr>
+      <w:r>
+        <w:rPr>
+          <w:rFonts w:ascii="Consolas" w:eastAsia="Times New Roman" w:hAnsi="Consolas" w:cs="Times New Roman"/>
+          <w:color w:val="BBBEBF"/>
+          <w:kern w:val="0"/>
+          <w:sz w:val="21"/>
+          <w:szCs w:val="21"/>
+          <w:lang w:eastAsia="es-MX"/>
+          <w14:ligatures w14:val="none"/>
+        </w:rPr>
+        <w:t xml:space="preserve">            </w:t>
+      </w:r>
+      <w:r>
+        <w:rPr>
+          <w:rFonts w:ascii="Consolas" w:eastAsia="Times New Roman" w:hAnsi="Consolas" w:cs="Times New Roman"/>
+          <w:color w:val="808080"/>
+          <w:kern w:val="0"/>
+          <w:sz w:val="21"/>
+          <w:szCs w:val="21"/>
+          <w:lang w:eastAsia="es-MX"/>
+          <w14:ligatures w14:val="none"/>
+        </w:rPr>
+        <w:t>&lt;</w:t>
+      </w:r>
+      <w:r>
+        <w:rPr>
+          <w:rFonts w:ascii="Consolas" w:eastAsia="Times New Roman" w:hAnsi="Consolas" w:cs="Times New Roman"/>
+          <w:color w:val="7EE787"/>
+          <w:kern w:val="0"/>
+          <w:sz w:val="21"/>
+          <w:szCs w:val="21"/>
+          <w:lang w:eastAsia="es-MX"/>
+          <w14:ligatures w14:val="none"/>
+        </w:rPr>
+        <w:t>a</w:t>
+      </w:r>
+      <w:r>
+        <w:rPr>
+          <w:rFonts w:ascii="Consolas" w:eastAsia="Times New Roman" w:hAnsi="Consolas" w:cs="Times New Roman"/>
+          <w:color w:val="BBBEBF"/>
+          <w:kern w:val="0"/>
+          <w:sz w:val="21"/>
+          <w:szCs w:val="21"/>
+          <w:lang w:eastAsia="es-MX"/>
+          <w14:ligatures w14:val="none"/>
+        </w:rPr>
+        <w:t xml:space="preserve"> </w:t>
+      </w:r>
+      <w:proofErr w:type="spellStart"/>
+      <w:r>
+        <w:rPr>
+          <w:rFonts w:ascii="Consolas" w:eastAsia="Times New Roman" w:hAnsi="Consolas" w:cs="Times New Roman"/>
+          <w:color w:val="9CDCFE"/>
+          <w:kern w:val="0"/>
+          <w:sz w:val="21"/>
+          <w:szCs w:val="21"/>
+          <w:lang w:eastAsia="es-MX"/>
+          <w14:ligatures w14:val="none"/>
+        </w:rPr>
+        <w:t>href</w:t>
+      </w:r>
+      <w:proofErr w:type="spellEnd"/>
+      <w:r>
+        <w:rPr>
+          <w:rFonts w:ascii="Consolas" w:eastAsia="Times New Roman" w:hAnsi="Consolas" w:cs="Times New Roman"/>
+          <w:color w:val="BBBEBF"/>
+          <w:kern w:val="0"/>
+          <w:sz w:val="21"/>
+          <w:szCs w:val="21"/>
+          <w:lang w:eastAsia="es-MX"/>
+          <w14:ligatures w14:val="none"/>
+        </w:rPr>
+        <w:t>=</w:t>
+      </w:r>
+      <w:r>
+        <w:rPr>
+          <w:rFonts w:ascii="Consolas" w:eastAsia="Times New Roman" w:hAnsi="Consolas" w:cs="Times New Roman"/>
+          <w:color w:val="A5D6FF"/>
+          <w:kern w:val="0"/>
+          <w:sz w:val="21"/>
+          <w:szCs w:val="21"/>
+          <w:lang w:eastAsia="es-MX"/>
+          <w14:ligatures w14:val="none"/>
+        </w:rPr>
+        <w:t>"</w:t>
+      </w:r>
+      <w:proofErr w:type="spellStart"/>
+      <w:r>
+        <w:rPr>
+          <w:rFonts w:ascii="Consolas" w:eastAsia="Times New Roman" w:hAnsi="Consolas" w:cs="Times New Roman"/>
+          <w:color w:val="A5D6FF"/>
+          <w:kern w:val="0"/>
+          <w:sz w:val="21"/>
+          <w:szCs w:val="21"/>
+          <w:lang w:eastAsia="es-MX"/>
+          <w14:ligatures w14:val="none"/>
+        </w:rPr>
+        <w:t>registrar_gasto.php</w:t>
+      </w:r>
+      <w:proofErr w:type="spellEnd"/>
+      <w:r>
+        <w:rPr>
+          <w:rFonts w:ascii="Consolas" w:eastAsia="Times New Roman" w:hAnsi="Consolas" w:cs="Times New Roman"/>
+          <w:color w:val="A5D6FF"/>
+          <w:kern w:val="0"/>
+          <w:sz w:val="21"/>
+          <w:szCs w:val="21"/>
+          <w:lang w:eastAsia="es-MX"/>
+          <w14:ligatures w14:val="none"/>
+        </w:rPr>
+        <w:t>"</w:t>
+      </w:r>
+      <w:r>
+        <w:rPr>
+          <w:rFonts w:ascii="Consolas" w:eastAsia="Times New Roman" w:hAnsi="Consolas" w:cs="Times New Roman"/>
+          <w:color w:val="BBBEBF"/>
+          <w:kern w:val="0"/>
+          <w:sz w:val="21"/>
+          <w:szCs w:val="21"/>
+          <w:lang w:eastAsia="es-MX"/>
+          <w14:ligatures w14:val="none"/>
+        </w:rPr>
+        <w:t xml:space="preserve"> </w:t>
+      </w:r>
+      <w:proofErr w:type="spellStart"/>
+      <w:r>
+        <w:rPr>
+          <w:rFonts w:ascii="Consolas" w:eastAsia="Times New Roman" w:hAnsi="Consolas" w:cs="Times New Roman"/>
+          <w:color w:val="9CDCFE"/>
+          <w:kern w:val="0"/>
+          <w:sz w:val="21"/>
+          <w:szCs w:val="21"/>
+          <w:lang w:eastAsia="es-MX"/>
+          <w14:ligatures w14:val="none"/>
+        </w:rPr>
+        <w:t>class</w:t>
+      </w:r>
+      <w:proofErr w:type="spellEnd"/>
+      <w:r>
+        <w:rPr>
+          <w:rFonts w:ascii="Consolas" w:eastAsia="Times New Roman" w:hAnsi="Consolas" w:cs="Times New Roman"/>
+          <w:color w:val="BBBEBF"/>
+          <w:kern w:val="0"/>
+          <w:sz w:val="21"/>
+          <w:szCs w:val="21"/>
+          <w:lang w:eastAsia="es-MX"/>
+          <w14:ligatures w14:val="none"/>
+        </w:rPr>
+        <w:t>=</w:t>
+      </w:r>
+      <w:r>
+        <w:rPr>
+          <w:rFonts w:ascii="Consolas" w:eastAsia="Times New Roman" w:hAnsi="Consolas" w:cs="Times New Roman"/>
+          <w:color w:val="A5D6FF"/>
+          <w:kern w:val="0"/>
+          <w:sz w:val="21"/>
+          <w:szCs w:val="21"/>
+          <w:lang w:eastAsia="es-MX"/>
+          <w14:ligatures w14:val="none"/>
+        </w:rPr>
+        <w:t>"</w:t>
+      </w:r>
+      <w:proofErr w:type="spellStart"/>
+      <w:r>
+        <w:rPr>
+          <w:rFonts w:ascii="Consolas" w:eastAsia="Times New Roman" w:hAnsi="Consolas" w:cs="Times New Roman"/>
+          <w:color w:val="A5D6FF"/>
+          <w:kern w:val="0"/>
+          <w:sz w:val="21"/>
+          <w:szCs w:val="21"/>
+          <w:lang w:eastAsia="es-MX"/>
+          <w14:ligatures w14:val="none"/>
+        </w:rPr>
+        <w:t>btn-action</w:t>
+      </w:r>
+      <w:proofErr w:type="spellEnd"/>
+      <w:r>
+        <w:rPr>
+          <w:rFonts w:ascii="Consolas" w:eastAsia="Times New Roman" w:hAnsi="Consolas" w:cs="Times New Roman"/>
+          <w:color w:val="A5D6FF"/>
+          <w:kern w:val="0"/>
+          <w:sz w:val="21"/>
+          <w:szCs w:val="21"/>
+          <w:lang w:eastAsia="es-MX"/>
+          <w14:ligatures w14:val="none"/>
+        </w:rPr>
+        <w:t>"</w:t>
+      </w:r>
+      <w:r>
+        <w:rPr>
+          <w:rFonts w:ascii="Consolas" w:eastAsia="Times New Roman" w:hAnsi="Consolas" w:cs="Times New Roman"/>
+          <w:color w:val="808080"/>
+          <w:kern w:val="0"/>
+          <w:sz w:val="21"/>
+          <w:szCs w:val="21"/>
+          <w:lang w:eastAsia="es-MX"/>
+          <w14:ligatures w14:val="none"/>
+        </w:rPr>
+        <w:t>&gt;</w:t>
+      </w:r>
+      <w:r>
+        <w:rPr>
+          <w:rFonts w:ascii="Consolas" w:eastAsia="Times New Roman" w:hAnsi="Consolas" w:cs="Times New Roman"/>
+          <w:color w:val="BBBEBF"/>
+          <w:kern w:val="0"/>
+          <w:sz w:val="21"/>
+          <w:szCs w:val="21"/>
+          <w:lang w:eastAsia="es-MX"/>
+          <w14:ligatures w14:val="none"/>
+        </w:rPr>
+        <w:t>+ Agregar un nuevo movimiento</w:t>
+      </w:r>
+      <w:r>
+        <w:rPr>
+          <w:rFonts w:ascii="Consolas" w:eastAsia="Times New Roman" w:hAnsi="Consolas" w:cs="Times New Roman"/>
+          <w:color w:val="808080"/>
+          <w:kern w:val="0"/>
+          <w:sz w:val="21"/>
+          <w:szCs w:val="21"/>
+          <w:lang w:eastAsia="es-MX"/>
+          <w14:ligatures w14:val="none"/>
+        </w:rPr>
+        <w:t>&lt;/</w:t>
+      </w:r>
+      <w:r>
+        <w:rPr>
+          <w:rFonts w:ascii="Consolas" w:eastAsia="Times New Roman" w:hAnsi="Consolas" w:cs="Times New Roman"/>
+          <w:color w:val="7EE787"/>
+          <w:kern w:val="0"/>
+          <w:sz w:val="21"/>
+          <w:szCs w:val="21"/>
+          <w:lang w:eastAsia="es-MX"/>
+          <w14:ligatures w14:val="none"/>
+        </w:rPr>
+        <w:t>a</w:t>
+      </w:r>
+      <w:r>
+        <w:rPr>
+          <w:rFonts w:ascii="Consolas" w:eastAsia="Times New Roman" w:hAnsi="Consolas" w:cs="Times New Roman"/>
+          <w:color w:val="808080"/>
+          <w:kern w:val="0"/>
+          <w:sz w:val="21"/>
+          <w:szCs w:val="21"/>
+          <w:lang w:eastAsia="es-MX"/>
+          <w14:ligatures w14:val="none"/>
+        </w:rPr>
+        <w:t>&gt;</w:t>
+      </w:r>
+    </w:p>
+    <w:p>
+      <w:pPr>
+        <w:shd w:val="clear" w:color="auto" w:fill="121314"/>
+        <w:spacing w:after="0" w:line="285" w:lineRule="atLeast"/>
+        <w:jc w:val="left"/>
+        <w:rPr>
+          <w:rFonts w:ascii="Consolas" w:eastAsia="Times New Roman" w:hAnsi="Consolas" w:cs="Times New Roman"/>
+          <w:color w:val="BBBEBF"/>
+          <w:kern w:val="0"/>
+          <w:sz w:val="21"/>
+          <w:szCs w:val="21"/>
+          <w:lang w:eastAsia="es-MX"/>
+          <w14:ligatures w14:val="none"/>
+        </w:rPr>
+      </w:pPr>
+      <w:r>
+        <w:rPr>
+          <w:rFonts w:ascii="Consolas" w:eastAsia="Times New Roman" w:hAnsi="Consolas" w:cs="Times New Roman"/>
+          <w:color w:val="BBBEBF"/>
+          <w:kern w:val="0"/>
+          <w:sz w:val="21"/>
+          <w:szCs w:val="21"/>
+          <w:lang w:eastAsia="es-MX"/>
+          <w14:ligatures w14:val="none"/>
+        </w:rPr>
+        <w:t xml:space="preserve">        </w:t>
+      </w:r>
+      <w:r>
+        <w:rPr>
+          <w:rFonts w:ascii="Consolas" w:eastAsia="Times New Roman" w:hAnsi="Consolas" w:cs="Times New Roman"/>
+          <w:color w:val="808080"/>
+          <w:kern w:val="0"/>
+          <w:sz w:val="21"/>
+          <w:szCs w:val="21"/>
+          <w:lang w:eastAsia="es-MX"/>
+          <w14:ligatures w14:val="none"/>
+        </w:rPr>
+        <w:t>&lt;/</w:t>
+      </w:r>
+      <w:proofErr w:type="spellStart"/>
+      <w:r>
+        <w:rPr>
+          <w:rFonts w:ascii="Consolas" w:eastAsia="Times New Roman" w:hAnsi="Consolas" w:cs="Times New Roman"/>
+          <w:color w:val="7EE787"/>
+          <w:kern w:val="0"/>
+          <w:sz w:val="21"/>
+          <w:szCs w:val="21"/>
+          <w:lang w:eastAsia="es-MX"/>
+          <w14:ligatures w14:val="none"/>
+        </w:rPr>
+        <w:t>nav</w:t>
+      </w:r>
+      <w:proofErr w:type="spellEnd"/>
+      <w:r>
+        <w:rPr>
+          <w:rFonts w:ascii="Consolas" w:eastAsia="Times New Roman" w:hAnsi="Consolas" w:cs="Times New Roman"/>
+          <w:color w:val="808080"/>
+          <w:kern w:val="0"/>
+          <w:sz w:val="21"/>
+          <w:szCs w:val="21"/>
+          <w:lang w:eastAsia="es-MX"/>
+          <w14:ligatures w14:val="none"/>
+        </w:rPr>
+        <w:t>&gt;</w:t>
+      </w:r>
+    </w:p>
+    <w:p>
+      <w:pPr>
+        <w:shd w:val="clear" w:color="auto" w:fill="121314"/>
+        <w:spacing w:after="0" w:line="285" w:lineRule="atLeast"/>
+        <w:jc w:val="left"/>
+        <w:rPr>
+          <w:rFonts w:ascii="Consolas" w:eastAsia="Times New Roman" w:hAnsi="Consolas" w:cs="Times New Roman"/>
+          <w:color w:val="BBBEBF"/>
+          <w:kern w:val="0"/>
+          <w:sz w:val="21"/>
+          <w:szCs w:val="21"/>
+          <w:lang w:eastAsia="es-MX"/>
+          <w14:ligatures w14:val="none"/>
+        </w:rPr>
+      </w:pPr>
+      <w:r>
+        <w:rPr>
+          <w:rFonts w:ascii="Consolas" w:eastAsia="Times New Roman" w:hAnsi="Consolas" w:cs="Times New Roman"/>
+          <w:color w:val="BBBEBF"/>
+          <w:kern w:val="0"/>
+          <w:sz w:val="21"/>
+          <w:szCs w:val="21"/>
+          <w:lang w:eastAsia="es-MX"/>
+          <w14:ligatures w14:val="none"/>
+        </w:rPr>
+        <w:t xml:space="preserve">    </w:t>
+      </w:r>
+      <w:r>
+        <w:rPr>
+          <w:rFonts w:ascii="Consolas" w:eastAsia="Times New Roman" w:hAnsi="Consolas" w:cs="Times New Roman"/>
+          <w:color w:val="808080"/>
+          <w:kern w:val="0"/>
+          <w:sz w:val="21"/>
+          <w:szCs w:val="21"/>
+          <w:lang w:eastAsia="es-MX"/>
+          <w14:ligatures w14:val="none"/>
+        </w:rPr>
+        <w:t>&lt;/</w:t>
+      </w:r>
+      <w:proofErr w:type="spellStart"/>
+      <w:r>
+        <w:rPr>
+          <w:rFonts w:ascii="Consolas" w:eastAsia="Times New Roman" w:hAnsi="Consolas" w:cs="Times New Roman"/>
+          <w:color w:val="7EE787"/>
+          <w:kern w:val="0"/>
+          <w:sz w:val="21"/>
+          <w:szCs w:val="21"/>
+          <w:lang w:eastAsia="es-MX"/>
+          <w14:ligatures w14:val="none"/>
+        </w:rPr>
+        <w:t>main</w:t>
+      </w:r>
+      <w:proofErr w:type="spellEnd"/>
+      <w:r>
+        <w:rPr>
+          <w:rFonts w:ascii="Consolas" w:eastAsia="Times New Roman" w:hAnsi="Consolas" w:cs="Times New Roman"/>
+          <w:color w:val="808080"/>
+          <w:kern w:val="0"/>
+          <w:sz w:val="21"/>
+          <w:szCs w:val="21"/>
+          <w:lang w:eastAsia="es-MX"/>
+          <w14:ligatures w14:val="none"/>
+        </w:rPr>
+        <w:t>&gt;</w:t>
+      </w:r>
+      <w:proofErr w:type="gramStart"/>
+      <w:r>
+        <w:rPr>
+          <w:rFonts w:ascii="Consolas" w:eastAsia="Times New Roman" w:hAnsi="Consolas" w:cs="Times New Roman"/>
+          <w:color w:val="8B949E"/>
+          <w:kern w:val="0"/>
+          <w:sz w:val="21"/>
+          <w:szCs w:val="21"/>
+          <w:lang w:eastAsia="es-MX"/>
+          <w14:ligatures w14:val="none"/>
+        </w:rPr>
+        <w:t>&lt;!--</w:t>
+      </w:r>
+      <w:proofErr w:type="gramEnd"/>
+      <w:r>
+        <w:rPr>
+          <w:rFonts w:ascii="Consolas" w:eastAsia="Times New Roman" w:hAnsi="Consolas" w:cs="Times New Roman"/>
+          <w:color w:val="8B949E"/>
+          <w:kern w:val="0"/>
+          <w:sz w:val="21"/>
+          <w:szCs w:val="21"/>
+          <w:lang w:eastAsia="es-MX"/>
+          <w14:ligatures w14:val="none"/>
+        </w:rPr>
+        <w:t>es la etiqueta del tipo "desarrollo" --&gt;</w:t>
+      </w:r>
+    </w:p>
+    <w:p>
+      <w:pPr>
+        <w:rPr>
+          <w:lang w:eastAsia="es-MX"/>
+        </w:rPr>
+      </w:pPr>
+    </w:p>
+    <w:p>
+      <w:pPr>
+        <w:rPr>
+          <w:lang w:eastAsia="es-MX"/>
+        </w:rPr>
+      </w:pPr>
     </w:p>
     <w:sectPr>
       <w:pgSz w:w="12240" w:h="15840"/>
@@ -548,6 +4419,163 @@
     </w:sectPr>
   </w:body>
 </w:document>
+</file>
+
+<file path=word/numbering.xml><?xml version="1.0" encoding="utf-8"?>
+<w:numbering xmlns:wpc="http://schemas.microsoft.com/office/word/2010/wordprocessingCanvas" xmlns:cx="http://schemas.microsoft.com/office/drawing/2014/chartex" xmlns:cx1="http://schemas.microsoft.com/office/drawing/2015/9/8/chartex" xmlns:cx2="http://schemas.microsoft.com/office/drawing/2015/10/21/chartex" xmlns:cx3="http://schemas.microsoft.com/office/drawing/2016/5/9/chartex" xmlns:cx4="http://schemas.microsoft.com/office/drawing/2016/5/10/chartex" xmlns:cx5="http://schemas.microsoft.com/office/drawing/2016/5/11/chartex" xmlns:cx6="http://schemas.microsoft.com/office/drawing/2016/5/12/chartex" xmlns:cx7="http://schemas.microsoft.com/office/drawing/2016/5/13/chartex" xmlns:cx8="http://schemas.microsoft.com/office/drawing/2016/5/14/chartex" xmlns:mc="http://schemas.openxmlformats.org/markup-compatibility/2006" xmlns:aink="http://schemas.microsoft.com/office/drawing/2016/ink" xmlns:am3d="http://schemas.microsoft.com/office/drawing/2017/model3d" xmlns:o="urn:schemas-microsoft-com:office:office" xmlns:r="http://schemas.openxmlformats.org/officeDocument/2006/relationships" xmlns:m="http://schemas.openxmlformats.org/officeDocument/2006/math" xmlns:v="urn:schemas-microsoft-com:vml" xmlns:wp14="http://schemas.microsoft.com/office/word/2010/wordprocessingDrawing" xmlns:wp="http://schemas.openxmlformats.org/drawingml/2006/wordprocessingDrawing" xmlns:w10="urn:schemas-microsoft-com:office:word" xmlns:w="http://schemas.openxmlformats.org/wordprocessingml/2006/main" xmlns:w14="http://schemas.microsoft.com/office/word/2010/wordml" xmlns:w15="http://schemas.microsoft.com/office/word/2012/wordml" xmlns:w16cex="http://schemas.microsoft.com/office/word/2018/wordml/cex" xmlns:w16cid="http://schemas.microsoft.com/office/word/2016/wordml/cid" xmlns:w16="http://schemas.microsoft.com/office/word/2018/wordml" xmlns:w16sdtdh="http://schemas.microsoft.com/office/word/2020/wordml/sdtdatahash" xmlns:w16se="http://schemas.microsoft.com/office/word/2015/wordml/symex" xmlns:wpg="http://schemas.microsoft.com/office/word/2010/wordprocessingGroup" xmlns:wpi="http://schemas.microsoft.com/office/word/2010/wordprocessingInk" xmlns:wne="http://schemas.microsoft.com/office/word/2006/wordml" xmlns:wps="http://schemas.microsoft.com/office/word/2010/wordprocessingShape" mc:Ignorable="w14 w15 w16se w16cid w16 w16cex w16sdtdh wp14">
+  <w:abstractNum w:abstractNumId="0" w15:restartNumberingAfterBreak="0">
+    <w:nsid w:val="10B06F4E"/>
+    <w:multiLevelType w:val="multilevel"/>
+    <w:tmpl w:val="A052033C"/>
+    <w:lvl w:ilvl="0">
+      <w:start w:val="1"/>
+      <w:numFmt w:val="bullet"/>
+      <w:lvlText w:val=""/>
+      <w:lvlJc w:val="left"/>
+      <w:pPr>
+        <w:tabs>
+          <w:tab w:val="num" w:pos="720"/>
+        </w:tabs>
+        <w:ind w:left="720" w:hanging="360"/>
+      </w:pPr>
+      <w:rPr>
+        <w:rFonts w:ascii="Symbol" w:hAnsi="Symbol" w:hint="default"/>
+        <w:sz w:val="20"/>
+      </w:rPr>
+    </w:lvl>
+    <w:lvl w:ilvl="1" w:tentative="1">
+      <w:start w:val="1"/>
+      <w:numFmt w:val="bullet"/>
+      <w:lvlText w:val="o"/>
+      <w:lvlJc w:val="left"/>
+      <w:pPr>
+        <w:tabs>
+          <w:tab w:val="num" w:pos="1440"/>
+        </w:tabs>
+        <w:ind w:left="1440" w:hanging="360"/>
+      </w:pPr>
+      <w:rPr>
+        <w:rFonts w:ascii="Courier New" w:hAnsi="Courier New" w:hint="default"/>
+        <w:sz w:val="20"/>
+      </w:rPr>
+    </w:lvl>
+    <w:lvl w:ilvl="2" w:tentative="1">
+      <w:start w:val="1"/>
+      <w:numFmt w:val="bullet"/>
+      <w:lvlText w:val=""/>
+      <w:lvlJc w:val="left"/>
+      <w:pPr>
+        <w:tabs>
+          <w:tab w:val="num" w:pos="2160"/>
+        </w:tabs>
+        <w:ind w:left="2160" w:hanging="360"/>
+      </w:pPr>
+      <w:rPr>
+        <w:rFonts w:ascii="Wingdings" w:hAnsi="Wingdings" w:hint="default"/>
+        <w:sz w:val="20"/>
+      </w:rPr>
+    </w:lvl>
+    <w:lvl w:ilvl="3" w:tentative="1">
+      <w:start w:val="1"/>
+      <w:numFmt w:val="bullet"/>
+      <w:lvlText w:val=""/>
+      <w:lvlJc w:val="left"/>
+      <w:pPr>
+        <w:tabs>
+          <w:tab w:val="num" w:pos="2880"/>
+        </w:tabs>
+        <w:ind w:left="2880" w:hanging="360"/>
+      </w:pPr>
+      <w:rPr>
+        <w:rFonts w:ascii="Wingdings" w:hAnsi="Wingdings" w:hint="default"/>
+        <w:sz w:val="20"/>
+      </w:rPr>
+    </w:lvl>
+    <w:lvl w:ilvl="4" w:tentative="1">
+      <w:start w:val="1"/>
+      <w:numFmt w:val="bullet"/>
+      <w:lvlText w:val=""/>
+      <w:lvlJc w:val="left"/>
+      <w:pPr>
+        <w:tabs>
+          <w:tab w:val="num" w:pos="3600"/>
+        </w:tabs>
+        <w:ind w:left="3600" w:hanging="360"/>
+      </w:pPr>
+      <w:rPr>
+        <w:rFonts w:ascii="Wingdings" w:hAnsi="Wingdings" w:hint="default"/>
+        <w:sz w:val="20"/>
+      </w:rPr>
+    </w:lvl>
+    <w:lvl w:ilvl="5" w:tentative="1">
+      <w:start w:val="1"/>
+      <w:numFmt w:val="bullet"/>
+      <w:lvlText w:val=""/>
+      <w:lvlJc w:val="left"/>
+      <w:pPr>
+        <w:tabs>
+          <w:tab w:val="num" w:pos="4320"/>
+        </w:tabs>
+        <w:ind w:left="4320" w:hanging="360"/>
+      </w:pPr>
+      <w:rPr>
+        <w:rFonts w:ascii="Wingdings" w:hAnsi="Wingdings" w:hint="default"/>
+        <w:sz w:val="20"/>
+      </w:rPr>
+    </w:lvl>
+    <w:lvl w:ilvl="6" w:tentative="1">
+      <w:start w:val="1"/>
+      <w:numFmt w:val="bullet"/>
+      <w:lvlText w:val=""/>
+      <w:lvlJc w:val="left"/>
+      <w:pPr>
+        <w:tabs>
+          <w:tab w:val="num" w:pos="5040"/>
+        </w:tabs>
+        <w:ind w:left="5040" w:hanging="360"/>
+      </w:pPr>
+      <w:rPr>
+        <w:rFonts w:ascii="Wingdings" w:hAnsi="Wingdings" w:hint="default"/>
+        <w:sz w:val="20"/>
+      </w:rPr>
+    </w:lvl>
+    <w:lvl w:ilvl="7" w:tentative="1">
+      <w:start w:val="1"/>
+      <w:numFmt w:val="bullet"/>
+      <w:lvlText w:val=""/>
+      <w:lvlJc w:val="left"/>
+      <w:pPr>
+        <w:tabs>
+          <w:tab w:val="num" w:pos="5760"/>
+        </w:tabs>
+        <w:ind w:left="5760" w:hanging="360"/>
+      </w:pPr>
+      <w:rPr>
+        <w:rFonts w:ascii="Wingdings" w:hAnsi="Wingdings" w:hint="default"/>
+        <w:sz w:val="20"/>
+      </w:rPr>
+    </w:lvl>
+    <w:lvl w:ilvl="8" w:tentative="1">
+      <w:start w:val="1"/>
+      <w:numFmt w:val="bullet"/>
+      <w:lvlText w:val=""/>
+      <w:lvlJc w:val="left"/>
+      <w:pPr>
+        <w:tabs>
+          <w:tab w:val="num" w:pos="6480"/>
+        </w:tabs>
+        <w:ind w:left="6480" w:hanging="360"/>
+      </w:pPr>
+      <w:rPr>
+        <w:rFonts w:ascii="Wingdings" w:hAnsi="Wingdings" w:hint="default"/>
+        <w:sz w:val="20"/>
+      </w:rPr>
+    </w:lvl>
+  </w:abstractNum>
+  <w:num w:numId="1">
+    <w:abstractNumId w:val="0"/>
+  </w:num>
+</w:numbering>
 </file>
 
 <file path=word/styles.xml><?xml version="1.0" encoding="utf-8"?>
@@ -965,7 +4993,7 @@
     <w:link w:val="Ttulo1Car"/>
     <w:uiPriority w:val="9"/>
     <w:qFormat/>
-    <w:rsid w:val="00A24F40"/>
+    <w:rsid w:val="00EA6F65"/>
     <w:pPr>
       <w:keepNext/>
       <w:keepLines/>
@@ -981,6 +5009,52 @@
       <w:szCs w:val="40"/>
       <w:lang w:val="es-419" w:eastAsia="es-MX"/>
       <w14:ligatures w14:val="none"/>
+    </w:rPr>
+  </w:style>
+  <w:style w:type="paragraph" w:styleId="Ttulo2">
+    <w:name w:val="heading 2"/>
+    <w:basedOn w:val="Normal"/>
+    <w:next w:val="Normal"/>
+    <w:link w:val="Ttulo2Car"/>
+    <w:uiPriority w:val="9"/>
+    <w:semiHidden/>
+    <w:unhideWhenUsed/>
+    <w:qFormat/>
+    <w:rsid w:val="00E01050"/>
+    <w:pPr>
+      <w:keepNext/>
+      <w:keepLines/>
+      <w:spacing w:before="40" w:after="0"/>
+      <w:outlineLvl w:val="1"/>
+    </w:pPr>
+    <w:rPr>
+      <w:rFonts w:asciiTheme="majorHAnsi" w:eastAsiaTheme="majorEastAsia" w:hAnsiTheme="majorHAnsi" w:cstheme="majorBidi"/>
+      <w:color w:val="2F5496" w:themeColor="accent1" w:themeShade="BF"/>
+      <w:sz w:val="26"/>
+      <w:szCs w:val="26"/>
+    </w:rPr>
+  </w:style>
+  <w:style w:type="paragraph" w:styleId="Ttulo3">
+    <w:name w:val="heading 3"/>
+    <w:basedOn w:val="Normal"/>
+    <w:next w:val="Normal"/>
+    <w:link w:val="Ttulo3Car"/>
+    <w:uiPriority w:val="9"/>
+    <w:semiHidden/>
+    <w:unhideWhenUsed/>
+    <w:qFormat/>
+    <w:rsid w:val="00E01050"/>
+    <w:pPr>
+      <w:keepNext/>
+      <w:keepLines/>
+      <w:spacing w:before="40" w:after="0"/>
+      <w:outlineLvl w:val="2"/>
+    </w:pPr>
+    <w:rPr>
+      <w:rFonts w:asciiTheme="majorHAnsi" w:eastAsiaTheme="majorEastAsia" w:hAnsiTheme="majorHAnsi" w:cstheme="majorBidi"/>
+      <w:color w:val="1F3763" w:themeColor="accent1" w:themeShade="7F"/>
+      <w:sz w:val="24"/>
+      <w:szCs w:val="24"/>
     </w:rPr>
   </w:style>
   <w:style w:type="character" w:default="1" w:styleId="Fuentedeprrafopredeter">
@@ -1015,7 +5089,7 @@
     <w:basedOn w:val="Fuentedeprrafopredeter"/>
     <w:link w:val="Ttulo1"/>
     <w:uiPriority w:val="9"/>
-    <w:rsid w:val="00A24F40"/>
+    <w:rsid w:val="00EA6F65"/>
     <w:rPr>
       <w:rFonts w:ascii="Arial" w:eastAsia="Arial" w:hAnsi="Arial" w:cs="Arial"/>
       <w:b/>
@@ -1025,6 +5099,79 @@
       <w:lang w:val="es-419" w:eastAsia="es-MX"/>
       <w14:ligatures w14:val="none"/>
     </w:rPr>
+  </w:style>
+  <w:style w:type="character" w:customStyle="1" w:styleId="Ttulo2Car">
+    <w:name w:val="Título 2 Car"/>
+    <w:basedOn w:val="Fuentedeprrafopredeter"/>
+    <w:link w:val="Ttulo2"/>
+    <w:uiPriority w:val="9"/>
+    <w:semiHidden/>
+    <w:rsid w:val="00E01050"/>
+    <w:rPr>
+      <w:rFonts w:asciiTheme="majorHAnsi" w:eastAsiaTheme="majorEastAsia" w:hAnsiTheme="majorHAnsi" w:cstheme="majorBidi"/>
+      <w:color w:val="2F5496" w:themeColor="accent1" w:themeShade="BF"/>
+      <w:sz w:val="26"/>
+      <w:szCs w:val="26"/>
+    </w:rPr>
+  </w:style>
+  <w:style w:type="character" w:customStyle="1" w:styleId="Ttulo3Car">
+    <w:name w:val="Título 3 Car"/>
+    <w:basedOn w:val="Fuentedeprrafopredeter"/>
+    <w:link w:val="Ttulo3"/>
+    <w:uiPriority w:val="9"/>
+    <w:semiHidden/>
+    <w:rsid w:val="00E01050"/>
+    <w:rPr>
+      <w:rFonts w:asciiTheme="majorHAnsi" w:eastAsiaTheme="majorEastAsia" w:hAnsiTheme="majorHAnsi" w:cstheme="majorBidi"/>
+      <w:color w:val="1F3763" w:themeColor="accent1" w:themeShade="7F"/>
+      <w:sz w:val="24"/>
+      <w:szCs w:val="24"/>
+    </w:rPr>
+  </w:style>
+  <w:style w:type="paragraph" w:styleId="NormalWeb">
+    <w:name w:val="Normal (Web)"/>
+    <w:basedOn w:val="Normal"/>
+    <w:uiPriority w:val="99"/>
+    <w:semiHidden/>
+    <w:unhideWhenUsed/>
+    <w:rsid w:val="00E01050"/>
+    <w:pPr>
+      <w:spacing w:before="100" w:beforeAutospacing="1" w:after="100" w:afterAutospacing="1" w:line="240" w:lineRule="auto"/>
+      <w:jc w:val="left"/>
+    </w:pPr>
+    <w:rPr>
+      <w:rFonts w:ascii="Times New Roman" w:eastAsia="Times New Roman" w:hAnsi="Times New Roman" w:cs="Times New Roman"/>
+      <w:kern w:val="0"/>
+      <w:sz w:val="24"/>
+      <w:szCs w:val="24"/>
+      <w:lang w:eastAsia="es-MX"/>
+      <w14:ligatures w14:val="none"/>
+    </w:rPr>
+  </w:style>
+  <w:style w:type="character" w:styleId="CdigoHTML">
+    <w:name w:val="HTML Code"/>
+    <w:basedOn w:val="Fuentedeprrafopredeter"/>
+    <w:uiPriority w:val="99"/>
+    <w:semiHidden/>
+    <w:unhideWhenUsed/>
+    <w:rsid w:val="0098532F"/>
+    <w:rPr>
+      <w:rFonts w:ascii="Courier New" w:eastAsia="Times New Roman" w:hAnsi="Courier New" w:cs="Courier New"/>
+      <w:sz w:val="20"/>
+      <w:szCs w:val="20"/>
+    </w:rPr>
+  </w:style>
+  <w:style w:type="paragraph" w:styleId="TDC1">
+    <w:name w:val="toc 1"/>
+    <w:basedOn w:val="Normal"/>
+    <w:next w:val="Normal"/>
+    <w:autoRedefine/>
+    <w:uiPriority w:val="39"/>
+    <w:unhideWhenUsed/>
+    <w:rsid w:val="00011E0F"/>
+    <w:pPr>
+      <w:spacing w:after="100"/>
+    </w:pPr>
   </w:style>
 </w:styles>
 </file>
@@ -1322,4 +5469,16 @@
     </a:ext>
   </a:extLst>
 </a:theme>
+</file>
+
+<file path=customXml/item1.xml><?xml version="1.0" encoding="utf-8"?>
+<b:Sources xmlns:b="http://schemas.openxmlformats.org/officeDocument/2006/bibliography" xmlns="http://schemas.openxmlformats.org/officeDocument/2006/bibliography" SelectedStyle="\APASixthEditionOfficeOnline.xsl" StyleName="APA" Version="6"/>
+</file>
+
+<file path=customXml/itemProps1.xml><?xml version="1.0" encoding="utf-8"?>
+<ds:datastoreItem xmlns:ds="http://schemas.openxmlformats.org/officeDocument/2006/customXml" ds:itemID="{1284E257-2770-41BE-A398-113A47E2DF2E}">
+  <ds:schemaRefs>
+    <ds:schemaRef ds:uri="http://schemas.openxmlformats.org/officeDocument/2006/bibliography"/>
+  </ds:schemaRefs>
+</ds:datastoreItem>
 </file>